--- a/practice/subject/english.docx
+++ b/practice/subject/english.docx
@@ -118,8 +118,125 @@
           </wp:inline>
         </w:drawing>
       </w:r>
+    </w:p>
+    <w:p>
+      <w:pPr>
+        <w:rPr>
+          <w:rFonts w:hint="eastAsia"/>
+          <w:lang w:val="en-US" w:eastAsia="zh-CN"/>
+        </w:rPr>
+      </w:pPr>
+      <w:r>
+        <w:rPr>
+          <w:rFonts w:hint="eastAsia"/>
+          <w:lang w:val="en-US" w:eastAsia="zh-CN"/>
+        </w:rPr>
+        <w:t>7.17.2026</w:t>
+      </w:r>
+    </w:p>
+    <w:p>
+      <w:pPr>
+        <w:rPr>
+          <w:rFonts w:hint="eastAsia"/>
+          <w:lang w:val="en-US" w:eastAsia="zh-CN"/>
+        </w:rPr>
+      </w:pPr>
+      <w:r>
+        <w:rPr>
+          <w:rFonts w:hint="eastAsia"/>
+          <w:lang w:val="en-US" w:eastAsia="zh-CN"/>
+        </w:rPr>
+        <w:drawing>
+          <wp:inline distT="0" distB="0" distL="114300" distR="114300">
+            <wp:extent cx="5272405" cy="7032625"/>
+            <wp:effectExtent l="0" t="0" r="635" b="8255"/>
+            <wp:docPr id="4" name="图片 4" descr="bcf9734877e1c991e9ebeab2239cf7cd"/>
+            <wp:cNvGraphicFramePr>
+              <a:graphicFrameLocks xmlns:a="http://schemas.openxmlformats.org/drawingml/2006/main" noChangeAspect="1"/>
+            </wp:cNvGraphicFramePr>
+            <a:graphic xmlns:a="http://schemas.openxmlformats.org/drawingml/2006/main">
+              <a:graphicData uri="http://schemas.openxmlformats.org/drawingml/2006/picture">
+                <pic:pic xmlns:pic="http://schemas.openxmlformats.org/drawingml/2006/picture">
+                  <pic:nvPicPr>
+                    <pic:cNvPr id="4" name="图片 4" descr="bcf9734877e1c991e9ebeab2239cf7cd"/>
+                    <pic:cNvPicPr>
+                      <a:picLocks noChangeAspect="1"/>
+                    </pic:cNvPicPr>
+                  </pic:nvPicPr>
+                  <pic:blipFill>
+                    <a:blip r:embed="rId6"/>
+                    <a:stretch>
+                      <a:fillRect/>
+                    </a:stretch>
+                  </pic:blipFill>
+                  <pic:spPr>
+                    <a:xfrm>
+                      <a:off x="0" y="0"/>
+                      <a:ext cx="5272405" cy="7032625"/>
+                    </a:xfrm>
+                    <a:prstGeom prst="rect">
+                      <a:avLst/>
+                    </a:prstGeom>
+                  </pic:spPr>
+                </pic:pic>
+              </a:graphicData>
+            </a:graphic>
+          </wp:inline>
+        </w:drawing>
+      </w:r>
       <w:bookmarkStart w:id="0" w:name="_GoBack"/>
       <w:bookmarkEnd w:id="0"/>
+    </w:p>
+    <w:p>
+      <w:pPr>
+        <w:rPr>
+          <w:rFonts w:hint="default"/>
+          <w:lang w:val="en-US" w:eastAsia="zh-CN"/>
+        </w:rPr>
+      </w:pPr>
+      <w:r>
+        <w:rPr>
+          <w:rFonts w:hint="default"/>
+          <w:lang w:val="en-US" w:eastAsia="zh-CN"/>
+        </w:rPr>
+        <w:drawing>
+          <wp:inline distT="0" distB="0" distL="114300" distR="114300">
+            <wp:extent cx="4047490" cy="8854440"/>
+            <wp:effectExtent l="0" t="0" r="6350" b="0"/>
+            <wp:docPr id="3" name="图片 3" descr="e4b3ed205019020e022e62a1e399c343"/>
+            <wp:cNvGraphicFramePr>
+              <a:graphicFrameLocks xmlns:a="http://schemas.openxmlformats.org/drawingml/2006/main" noChangeAspect="1"/>
+            </wp:cNvGraphicFramePr>
+            <a:graphic xmlns:a="http://schemas.openxmlformats.org/drawingml/2006/main">
+              <a:graphicData uri="http://schemas.openxmlformats.org/drawingml/2006/picture">
+                <pic:pic xmlns:pic="http://schemas.openxmlformats.org/drawingml/2006/picture">
+                  <pic:nvPicPr>
+                    <pic:cNvPr id="3" name="图片 3" descr="e4b3ed205019020e022e62a1e399c343"/>
+                    <pic:cNvPicPr>
+                      <a:picLocks noChangeAspect="1"/>
+                    </pic:cNvPicPr>
+                  </pic:nvPicPr>
+                  <pic:blipFill>
+                    <a:blip r:embed="rId7"/>
+                    <a:stretch>
+                      <a:fillRect/>
+                    </a:stretch>
+                  </pic:blipFill>
+                  <pic:spPr>
+                    <a:xfrm>
+                      <a:off x="0" y="0"/>
+                      <a:ext cx="4047490" cy="8854440"/>
+                    </a:xfrm>
+                    <a:prstGeom prst="rect">
+                      <a:avLst/>
+                    </a:prstGeom>
+                  </pic:spPr>
+                </pic:pic>
+              </a:graphicData>
+            </a:graphic>
+          </wp:inline>
+        </w:drawing>
+      </w:r>
     </w:p>
     <w:sectPr>
       <w:pgSz w:w="11906" w:h="16838"/>

--- a/practice/subject/english.docx
+++ b/practice/subject/english.docx
@@ -184,8 +184,6 @@
           </wp:inline>
         </w:drawing>
       </w:r>
-      <w:bookmarkStart w:id="0" w:name="_GoBack"/>
-      <w:bookmarkEnd w:id="0"/>
     </w:p>
     <w:p>
       <w:pPr>
@@ -218,6 +216,176 @@
                   </pic:nvPicPr>
                   <pic:blipFill>
                     <a:blip r:embed="rId7"/>
+                    <a:stretch>
+                      <a:fillRect/>
+                    </a:stretch>
+                  </pic:blipFill>
+                  <pic:spPr>
+                    <a:xfrm>
+                      <a:off x="0" y="0"/>
+                      <a:ext cx="4047490" cy="8854440"/>
+                    </a:xfrm>
+                    <a:prstGeom prst="rect">
+                      <a:avLst/>
+                    </a:prstGeom>
+                  </pic:spPr>
+                </pic:pic>
+              </a:graphicData>
+            </a:graphic>
+          </wp:inline>
+        </w:drawing>
+      </w:r>
+      <w:bookmarkStart w:id="0" w:name="_GoBack"/>
+      <w:bookmarkEnd w:id="0"/>
+    </w:p>
+    <w:p>
+      <w:pPr>
+        <w:rPr>
+          <w:rFonts w:hint="eastAsia"/>
+          <w:lang w:val="en-US" w:eastAsia="zh-CN"/>
+        </w:rPr>
+      </w:pPr>
+      <w:r>
+        <w:rPr>
+          <w:rFonts w:hint="eastAsia"/>
+          <w:lang w:val="en-US" w:eastAsia="zh-CN"/>
+        </w:rPr>
+        <w:t>7.19.2026</w:t>
+      </w:r>
+    </w:p>
+    <w:p>
+      <w:pPr>
+        <w:rPr>
+          <w:rFonts w:hint="default"/>
+          <w:lang w:val="en-US" w:eastAsia="zh-CN"/>
+        </w:rPr>
+      </w:pPr>
+      <w:r>
+        <w:rPr>
+          <w:rFonts w:hint="default"/>
+          <w:lang w:val="en-US" w:eastAsia="zh-CN"/>
+        </w:rPr>
+        <w:drawing>
+          <wp:inline distT="0" distB="0" distL="114300" distR="114300">
+            <wp:extent cx="5272405" cy="7032625"/>
+            <wp:effectExtent l="0" t="0" r="635" b="8255"/>
+            <wp:docPr id="5" name="图片 5" descr="23c72f25b62b5a05c4621b332eca87c7"/>
+            <wp:cNvGraphicFramePr>
+              <a:graphicFrameLocks xmlns:a="http://schemas.openxmlformats.org/drawingml/2006/main" noChangeAspect="1"/>
+            </wp:cNvGraphicFramePr>
+            <a:graphic xmlns:a="http://schemas.openxmlformats.org/drawingml/2006/main">
+              <a:graphicData uri="http://schemas.openxmlformats.org/drawingml/2006/picture">
+                <pic:pic xmlns:pic="http://schemas.openxmlformats.org/drawingml/2006/picture">
+                  <pic:nvPicPr>
+                    <pic:cNvPr id="5" name="图片 5" descr="23c72f25b62b5a05c4621b332eca87c7"/>
+                    <pic:cNvPicPr>
+                      <a:picLocks noChangeAspect="1"/>
+                    </pic:cNvPicPr>
+                  </pic:nvPicPr>
+                  <pic:blipFill>
+                    <a:blip r:embed="rId8"/>
+                    <a:stretch>
+                      <a:fillRect/>
+                    </a:stretch>
+                  </pic:blipFill>
+                  <pic:spPr>
+                    <a:xfrm>
+                      <a:off x="0" y="0"/>
+                      <a:ext cx="5272405" cy="7032625"/>
+                    </a:xfrm>
+                    <a:prstGeom prst="rect">
+                      <a:avLst/>
+                    </a:prstGeom>
+                  </pic:spPr>
+                </pic:pic>
+              </a:graphicData>
+            </a:graphic>
+          </wp:inline>
+        </w:drawing>
+      </w:r>
+    </w:p>
+    <w:p>
+      <w:pPr>
+        <w:rPr>
+          <w:rFonts w:hint="default"/>
+          <w:lang w:val="en-US" w:eastAsia="zh-CN"/>
+        </w:rPr>
+      </w:pPr>
+      <w:r>
+        <w:rPr>
+          <w:rFonts w:hint="default"/>
+          <w:lang w:val="en-US" w:eastAsia="zh-CN"/>
+        </w:rPr>
+        <w:drawing>
+          <wp:inline distT="0" distB="0" distL="114300" distR="114300">
+            <wp:extent cx="4047490" cy="8854440"/>
+            <wp:effectExtent l="0" t="0" r="6350" b="0"/>
+            <wp:docPr id="6" name="图片 6" descr="41ca63f305fe268b7fe2fba3fb62853c"/>
+            <wp:cNvGraphicFramePr>
+              <a:graphicFrameLocks xmlns:a="http://schemas.openxmlformats.org/drawingml/2006/main" noChangeAspect="1"/>
+            </wp:cNvGraphicFramePr>
+            <a:graphic xmlns:a="http://schemas.openxmlformats.org/drawingml/2006/main">
+              <a:graphicData uri="http://schemas.openxmlformats.org/drawingml/2006/picture">
+                <pic:pic xmlns:pic="http://schemas.openxmlformats.org/drawingml/2006/picture">
+                  <pic:nvPicPr>
+                    <pic:cNvPr id="6" name="图片 6" descr="41ca63f305fe268b7fe2fba3fb62853c"/>
+                    <pic:cNvPicPr>
+                      <a:picLocks noChangeAspect="1"/>
+                    </pic:cNvPicPr>
+                  </pic:nvPicPr>
+                  <pic:blipFill>
+                    <a:blip r:embed="rId9"/>
+                    <a:stretch>
+                      <a:fillRect/>
+                    </a:stretch>
+                  </pic:blipFill>
+                  <pic:spPr>
+                    <a:xfrm>
+                      <a:off x="0" y="0"/>
+                      <a:ext cx="4047490" cy="8854440"/>
+                    </a:xfrm>
+                    <a:prstGeom prst="rect">
+                      <a:avLst/>
+                    </a:prstGeom>
+                  </pic:spPr>
+                </pic:pic>
+              </a:graphicData>
+            </a:graphic>
+          </wp:inline>
+        </w:drawing>
+      </w:r>
+    </w:p>
+    <w:p>
+      <w:pPr>
+        <w:rPr>
+          <w:rFonts w:hint="default"/>
+          <w:lang w:val="en-US" w:eastAsia="zh-CN"/>
+        </w:rPr>
+      </w:pPr>
+      <w:r>
+        <w:rPr>
+          <w:rFonts w:hint="default"/>
+          <w:lang w:val="en-US" w:eastAsia="zh-CN"/>
+        </w:rPr>
+        <w:drawing>
+          <wp:inline distT="0" distB="0" distL="114300" distR="114300">
+            <wp:extent cx="4047490" cy="8854440"/>
+            <wp:effectExtent l="0" t="0" r="6350" b="0"/>
+            <wp:docPr id="7" name="图片 7" descr="f8ee6b87938fad98d480b81101ae4812"/>
+            <wp:cNvGraphicFramePr>
+              <a:graphicFrameLocks xmlns:a="http://schemas.openxmlformats.org/drawingml/2006/main" noChangeAspect="1"/>
+            </wp:cNvGraphicFramePr>
+            <a:graphic xmlns:a="http://schemas.openxmlformats.org/drawingml/2006/main">
+              <a:graphicData uri="http://schemas.openxmlformats.org/drawingml/2006/picture">
+                <pic:pic xmlns:pic="http://schemas.openxmlformats.org/drawingml/2006/picture">
+                  <pic:nvPicPr>
+                    <pic:cNvPr id="7" name="图片 7" descr="f8ee6b87938fad98d480b81101ae4812"/>
+                    <pic:cNvPicPr>
+                      <a:picLocks noChangeAspect="1"/>
+                    </pic:cNvPicPr>
+                  </pic:nvPicPr>
+                  <pic:blipFill>
+                    <a:blip r:embed="rId10"/>
                     <a:stretch>
                       <a:fillRect/>
                     </a:stretch>
@@ -362,7 +530,7 @@
     <w:lsdException w:unhideWhenUsed="0" w:uiPriority="0" w:semiHidden="0" w:name="HTML Sample"/>
     <w:lsdException w:unhideWhenUsed="0" w:uiPriority="0" w:semiHidden="0" w:name="HTML Typewriter"/>
     <w:lsdException w:unhideWhenUsed="0" w:uiPriority="0" w:semiHidden="0" w:name="HTML Variable"/>
-    <w:lsdException w:unhideWhenUsed="0" w:uiPriority="0" w:name="Normal Table"/>
+    <w:lsdException w:qFormat="1" w:unhideWhenUsed="0" w:uiPriority="0" w:name="Normal Table"/>
     <w:lsdException w:unhideWhenUsed="0" w:uiPriority="0" w:semiHidden="0" w:name="annotation subject"/>
     <w:lsdException w:unhideWhenUsed="0" w:uiPriority="0" w:semiHidden="0" w:name="Table Simple 1"/>
     <w:lsdException w:unhideWhenUsed="0" w:uiPriority="0" w:semiHidden="0" w:name="Table Simple 2"/>
@@ -532,6 +700,7 @@
   <w:style w:type="table" w:default="1" w:styleId="2">
     <w:name w:val="Normal Table"/>
     <w:semiHidden/>
+    <w:qFormat/>
     <w:uiPriority w:val="0"/>
     <w:tblPr>
       <w:tblCellMar>

--- a/practice/subject/english.docx
+++ b/practice/subject/english.docx
@@ -235,8 +235,6 @@
           </wp:inline>
         </w:drawing>
       </w:r>
-      <w:bookmarkStart w:id="0" w:name="_GoBack"/>
-      <w:bookmarkEnd w:id="0"/>
     </w:p>
     <w:p>
       <w:pPr>
@@ -405,6 +403,863 @@
           </wp:inline>
         </w:drawing>
       </w:r>
+    </w:p>
+    <w:p>
+      <w:pPr>
+        <w:rPr>
+          <w:rFonts w:hint="eastAsia"/>
+          <w:lang w:val="en-US" w:eastAsia="zh-CN"/>
+        </w:rPr>
+      </w:pPr>
+      <w:r>
+        <w:rPr>
+          <w:rFonts w:hint="eastAsia"/>
+          <w:lang w:val="en-US" w:eastAsia="zh-CN"/>
+        </w:rPr>
+        <w:t>7.20</w:t>
+      </w:r>
+    </w:p>
+    <w:p>
+      <w:pPr>
+        <w:rPr>
+          <w:rFonts w:hint="default"/>
+          <w:lang w:val="en-US" w:eastAsia="zh-CN"/>
+        </w:rPr>
+      </w:pPr>
+      <w:r>
+        <w:rPr>
+          <w:rFonts w:hint="default"/>
+          <w:lang w:val="en-US" w:eastAsia="zh-CN"/>
+        </w:rPr>
+        <w:drawing>
+          <wp:inline distT="0" distB="0" distL="114300" distR="114300">
+            <wp:extent cx="5272405" cy="7032625"/>
+            <wp:effectExtent l="0" t="0" r="635" b="8255"/>
+            <wp:docPr id="8" name="图片 8" descr="65cc41b16f348aa16d8a7f5049126335"/>
+            <wp:cNvGraphicFramePr>
+              <a:graphicFrameLocks xmlns:a="http://schemas.openxmlformats.org/drawingml/2006/main" noChangeAspect="1"/>
+            </wp:cNvGraphicFramePr>
+            <a:graphic xmlns:a="http://schemas.openxmlformats.org/drawingml/2006/main">
+              <a:graphicData uri="http://schemas.openxmlformats.org/drawingml/2006/picture">
+                <pic:pic xmlns:pic="http://schemas.openxmlformats.org/drawingml/2006/picture">
+                  <pic:nvPicPr>
+                    <pic:cNvPr id="8" name="图片 8" descr="65cc41b16f348aa16d8a7f5049126335"/>
+                    <pic:cNvPicPr>
+                      <a:picLocks noChangeAspect="1"/>
+                    </pic:cNvPicPr>
+                  </pic:nvPicPr>
+                  <pic:blipFill>
+                    <a:blip r:embed="rId11"/>
+                    <a:stretch>
+                      <a:fillRect/>
+                    </a:stretch>
+                  </pic:blipFill>
+                  <pic:spPr>
+                    <a:xfrm>
+                      <a:off x="0" y="0"/>
+                      <a:ext cx="5272405" cy="7032625"/>
+                    </a:xfrm>
+                    <a:prstGeom prst="rect">
+                      <a:avLst/>
+                    </a:prstGeom>
+                  </pic:spPr>
+                </pic:pic>
+              </a:graphicData>
+            </a:graphic>
+          </wp:inline>
+        </w:drawing>
+      </w:r>
+    </w:p>
+    <w:p>
+      <w:pPr>
+        <w:rPr>
+          <w:rFonts w:hint="default"/>
+          <w:lang w:val="en-US" w:eastAsia="zh-CN"/>
+        </w:rPr>
+      </w:pPr>
+      <w:r>
+        <w:rPr>
+          <w:rFonts w:hint="default"/>
+          <w:lang w:val="en-US" w:eastAsia="zh-CN"/>
+        </w:rPr>
+        <w:drawing>
+          <wp:inline distT="0" distB="0" distL="114300" distR="114300">
+            <wp:extent cx="5264785" cy="3947160"/>
+            <wp:effectExtent l="0" t="0" r="0" b="8255"/>
+            <wp:docPr id="9" name="图片 9" descr="380cbe6a0ba9d030515ae8278d7eaf46"/>
+            <wp:cNvGraphicFramePr>
+              <a:graphicFrameLocks xmlns:a="http://schemas.openxmlformats.org/drawingml/2006/main" noChangeAspect="1"/>
+            </wp:cNvGraphicFramePr>
+            <a:graphic xmlns:a="http://schemas.openxmlformats.org/drawingml/2006/main">
+              <a:graphicData uri="http://schemas.openxmlformats.org/drawingml/2006/picture">
+                <pic:pic xmlns:pic="http://schemas.openxmlformats.org/drawingml/2006/picture">
+                  <pic:nvPicPr>
+                    <pic:cNvPr id="9" name="图片 9" descr="380cbe6a0ba9d030515ae8278d7eaf46"/>
+                    <pic:cNvPicPr>
+                      <a:picLocks noChangeAspect="1"/>
+                    </pic:cNvPicPr>
+                  </pic:nvPicPr>
+                  <pic:blipFill>
+                    <a:blip r:embed="rId12"/>
+                    <a:stretch>
+                      <a:fillRect/>
+                    </a:stretch>
+                  </pic:blipFill>
+                  <pic:spPr>
+                    <a:xfrm rot="5400000">
+                      <a:off x="0" y="0"/>
+                      <a:ext cx="5264785" cy="3947160"/>
+                    </a:xfrm>
+                    <a:prstGeom prst="rect">
+                      <a:avLst/>
+                    </a:prstGeom>
+                  </pic:spPr>
+                </pic:pic>
+              </a:graphicData>
+            </a:graphic>
+          </wp:inline>
+        </w:drawing>
+      </w:r>
+    </w:p>
+    <w:p>
+      <w:pPr>
+        <w:rPr>
+          <w:rFonts w:hint="default"/>
+          <w:lang w:val="en-US" w:eastAsia="zh-CN"/>
+        </w:rPr>
+      </w:pPr>
+      <w:r>
+        <w:rPr>
+          <w:rFonts w:hint="default"/>
+          <w:lang w:val="en-US" w:eastAsia="zh-CN"/>
+        </w:rPr>
+        <w:drawing>
+          <wp:inline distT="0" distB="0" distL="114300" distR="114300">
+            <wp:extent cx="5272405" cy="7032625"/>
+            <wp:effectExtent l="0" t="0" r="635" b="8255"/>
+            <wp:docPr id="10" name="图片 10" descr="59ad8df6cd310565a66990f74ad3a2bf"/>
+            <wp:cNvGraphicFramePr>
+              <a:graphicFrameLocks xmlns:a="http://schemas.openxmlformats.org/drawingml/2006/main" noChangeAspect="1"/>
+            </wp:cNvGraphicFramePr>
+            <a:graphic xmlns:a="http://schemas.openxmlformats.org/drawingml/2006/main">
+              <a:graphicData uri="http://schemas.openxmlformats.org/drawingml/2006/picture">
+                <pic:pic xmlns:pic="http://schemas.openxmlformats.org/drawingml/2006/picture">
+                  <pic:nvPicPr>
+                    <pic:cNvPr id="10" name="图片 10" descr="59ad8df6cd310565a66990f74ad3a2bf"/>
+                    <pic:cNvPicPr>
+                      <a:picLocks noChangeAspect="1"/>
+                    </pic:cNvPicPr>
+                  </pic:nvPicPr>
+                  <pic:blipFill>
+                    <a:blip r:embed="rId13"/>
+                    <a:stretch>
+                      <a:fillRect/>
+                    </a:stretch>
+                  </pic:blipFill>
+                  <pic:spPr>
+                    <a:xfrm>
+                      <a:off x="0" y="0"/>
+                      <a:ext cx="5272405" cy="7032625"/>
+                    </a:xfrm>
+                    <a:prstGeom prst="rect">
+                      <a:avLst/>
+                    </a:prstGeom>
+                  </pic:spPr>
+                </pic:pic>
+              </a:graphicData>
+            </a:graphic>
+          </wp:inline>
+        </w:drawing>
+      </w:r>
+    </w:p>
+    <w:p>
+      <w:pPr>
+        <w:rPr>
+          <w:rFonts w:hint="eastAsia"/>
+          <w:lang w:val="en-US" w:eastAsia="zh-CN"/>
+        </w:rPr>
+      </w:pPr>
+    </w:p>
+    <w:p>
+      <w:pPr>
+        <w:rPr>
+          <w:rFonts w:hint="eastAsia"/>
+          <w:lang w:val="en-US" w:eastAsia="zh-CN"/>
+        </w:rPr>
+      </w:pPr>
+    </w:p>
+    <w:p>
+      <w:pPr>
+        <w:rPr>
+          <w:rFonts w:hint="eastAsia"/>
+          <w:lang w:val="en-US" w:eastAsia="zh-CN"/>
+        </w:rPr>
+      </w:pPr>
+    </w:p>
+    <w:p>
+      <w:pPr>
+        <w:rPr>
+          <w:rFonts w:hint="eastAsia"/>
+          <w:lang w:val="en-US" w:eastAsia="zh-CN"/>
+        </w:rPr>
+      </w:pPr>
+    </w:p>
+    <w:p>
+      <w:pPr>
+        <w:rPr>
+          <w:rFonts w:hint="eastAsia"/>
+          <w:lang w:val="en-US" w:eastAsia="zh-CN"/>
+        </w:rPr>
+      </w:pPr>
+    </w:p>
+    <w:p>
+      <w:pPr>
+        <w:rPr>
+          <w:rFonts w:hint="eastAsia"/>
+          <w:lang w:val="en-US" w:eastAsia="zh-CN"/>
+        </w:rPr>
+      </w:pPr>
+    </w:p>
+    <w:p>
+      <w:pPr>
+        <w:rPr>
+          <w:rFonts w:hint="eastAsia"/>
+          <w:lang w:val="en-US" w:eastAsia="zh-CN"/>
+        </w:rPr>
+      </w:pPr>
+    </w:p>
+    <w:p>
+      <w:pPr>
+        <w:rPr>
+          <w:rFonts w:hint="eastAsia"/>
+          <w:lang w:val="en-US" w:eastAsia="zh-CN"/>
+        </w:rPr>
+      </w:pPr>
+    </w:p>
+    <w:p>
+      <w:pPr>
+        <w:rPr>
+          <w:rFonts w:hint="eastAsia"/>
+          <w:lang w:val="en-US" w:eastAsia="zh-CN"/>
+        </w:rPr>
+      </w:pPr>
+      <w:r>
+        <w:rPr>
+          <w:rFonts w:hint="eastAsia"/>
+          <w:lang w:val="en-US" w:eastAsia="zh-CN"/>
+        </w:rPr>
+        <w:t>7.21</w:t>
+      </w:r>
+    </w:p>
+    <w:p>
+      <w:pPr>
+        <w:rPr>
+          <w:rFonts w:hint="default"/>
+          <w:lang w:val="en-US" w:eastAsia="zh-CN"/>
+        </w:rPr>
+      </w:pPr>
+      <w:r>
+        <w:rPr>
+          <w:rFonts w:hint="default"/>
+          <w:lang w:val="en-US" w:eastAsia="zh-CN"/>
+        </w:rPr>
+        <w:drawing>
+          <wp:inline distT="0" distB="0" distL="114300" distR="114300">
+            <wp:extent cx="5272405" cy="7032625"/>
+            <wp:effectExtent l="0" t="0" r="635" b="8255"/>
+            <wp:docPr id="11" name="图片 11" descr="bb4fa99f44dc45b76e027e550ca1dfb6"/>
+            <wp:cNvGraphicFramePr>
+              <a:graphicFrameLocks xmlns:a="http://schemas.openxmlformats.org/drawingml/2006/main" noChangeAspect="1"/>
+            </wp:cNvGraphicFramePr>
+            <a:graphic xmlns:a="http://schemas.openxmlformats.org/drawingml/2006/main">
+              <a:graphicData uri="http://schemas.openxmlformats.org/drawingml/2006/picture">
+                <pic:pic xmlns:pic="http://schemas.openxmlformats.org/drawingml/2006/picture">
+                  <pic:nvPicPr>
+                    <pic:cNvPr id="11" name="图片 11" descr="bb4fa99f44dc45b76e027e550ca1dfb6"/>
+                    <pic:cNvPicPr>
+                      <a:picLocks noChangeAspect="1"/>
+                    </pic:cNvPicPr>
+                  </pic:nvPicPr>
+                  <pic:blipFill>
+                    <a:blip r:embed="rId14"/>
+                    <a:stretch>
+                      <a:fillRect/>
+                    </a:stretch>
+                  </pic:blipFill>
+                  <pic:spPr>
+                    <a:xfrm>
+                      <a:off x="0" y="0"/>
+                      <a:ext cx="5272405" cy="7032625"/>
+                    </a:xfrm>
+                    <a:prstGeom prst="rect">
+                      <a:avLst/>
+                    </a:prstGeom>
+                  </pic:spPr>
+                </pic:pic>
+              </a:graphicData>
+            </a:graphic>
+          </wp:inline>
+        </w:drawing>
+      </w:r>
+    </w:p>
+    <w:p>
+      <w:pPr>
+        <w:rPr>
+          <w:rFonts w:hint="default"/>
+          <w:lang w:val="en-US" w:eastAsia="zh-CN"/>
+        </w:rPr>
+      </w:pPr>
+      <w:r>
+        <w:rPr>
+          <w:rFonts w:hint="default"/>
+          <w:lang w:val="en-US" w:eastAsia="zh-CN"/>
+        </w:rPr>
+        <w:drawing>
+          <wp:inline distT="0" distB="0" distL="114300" distR="114300">
+            <wp:extent cx="5264785" cy="3947160"/>
+            <wp:effectExtent l="0" t="0" r="0" b="8255"/>
+            <wp:docPr id="12" name="图片 12" descr="6b91f1c4e587a495b10cdb0f8e50f875"/>
+            <wp:cNvGraphicFramePr>
+              <a:graphicFrameLocks xmlns:a="http://schemas.openxmlformats.org/drawingml/2006/main" noChangeAspect="1"/>
+            </wp:cNvGraphicFramePr>
+            <a:graphic xmlns:a="http://schemas.openxmlformats.org/drawingml/2006/main">
+              <a:graphicData uri="http://schemas.openxmlformats.org/drawingml/2006/picture">
+                <pic:pic xmlns:pic="http://schemas.openxmlformats.org/drawingml/2006/picture">
+                  <pic:nvPicPr>
+                    <pic:cNvPr id="12" name="图片 12" descr="6b91f1c4e587a495b10cdb0f8e50f875"/>
+                    <pic:cNvPicPr>
+                      <a:picLocks noChangeAspect="1"/>
+                    </pic:cNvPicPr>
+                  </pic:nvPicPr>
+                  <pic:blipFill>
+                    <a:blip r:embed="rId15"/>
+                    <a:stretch>
+                      <a:fillRect/>
+                    </a:stretch>
+                  </pic:blipFill>
+                  <pic:spPr>
+                    <a:xfrm rot="16200000">
+                      <a:off x="0" y="0"/>
+                      <a:ext cx="5264785" cy="3947160"/>
+                    </a:xfrm>
+                    <a:prstGeom prst="rect">
+                      <a:avLst/>
+                    </a:prstGeom>
+                  </pic:spPr>
+                </pic:pic>
+              </a:graphicData>
+            </a:graphic>
+          </wp:inline>
+        </w:drawing>
+      </w:r>
+    </w:p>
+    <w:p>
+      <w:pPr>
+        <w:rPr>
+          <w:rFonts w:hint="default"/>
+          <w:lang w:val="en-US" w:eastAsia="zh-CN"/>
+        </w:rPr>
+      </w:pPr>
+    </w:p>
+    <w:p>
+      <w:pPr>
+        <w:rPr>
+          <w:rFonts w:hint="default"/>
+          <w:lang w:val="en-US" w:eastAsia="zh-CN"/>
+        </w:rPr>
+      </w:pPr>
+    </w:p>
+    <w:p>
+      <w:pPr>
+        <w:rPr>
+          <w:rFonts w:hint="default"/>
+          <w:lang w:val="en-US" w:eastAsia="zh-CN"/>
+        </w:rPr>
+      </w:pPr>
+    </w:p>
+    <w:p>
+      <w:pPr>
+        <w:rPr>
+          <w:rFonts w:hint="default"/>
+          <w:lang w:val="en-US" w:eastAsia="zh-CN"/>
+        </w:rPr>
+      </w:pPr>
+    </w:p>
+    <w:p>
+      <w:pPr>
+        <w:rPr>
+          <w:rFonts w:hint="default"/>
+          <w:lang w:val="en-US" w:eastAsia="zh-CN"/>
+        </w:rPr>
+      </w:pPr>
+    </w:p>
+    <w:p>
+      <w:pPr>
+        <w:rPr>
+          <w:rFonts w:hint="default"/>
+          <w:lang w:val="en-US" w:eastAsia="zh-CN"/>
+        </w:rPr>
+      </w:pPr>
+    </w:p>
+    <w:p>
+      <w:pPr>
+        <w:rPr>
+          <w:rFonts w:hint="default"/>
+          <w:lang w:val="en-US" w:eastAsia="zh-CN"/>
+        </w:rPr>
+      </w:pPr>
+    </w:p>
+    <w:p>
+      <w:pPr>
+        <w:rPr>
+          <w:rFonts w:hint="default"/>
+          <w:lang w:val="en-US" w:eastAsia="zh-CN"/>
+        </w:rPr>
+      </w:pPr>
+    </w:p>
+    <w:p>
+      <w:pPr>
+        <w:rPr>
+          <w:rFonts w:hint="eastAsia"/>
+          <w:lang w:val="en-US" w:eastAsia="zh-CN"/>
+        </w:rPr>
+      </w:pPr>
+    </w:p>
+    <w:p>
+      <w:pPr>
+        <w:rPr>
+          <w:rFonts w:hint="eastAsia"/>
+          <w:lang w:val="en-US" w:eastAsia="zh-CN"/>
+        </w:rPr>
+      </w:pPr>
+    </w:p>
+    <w:p>
+      <w:pPr>
+        <w:rPr>
+          <w:rFonts w:hint="eastAsia"/>
+          <w:lang w:val="en-US" w:eastAsia="zh-CN"/>
+        </w:rPr>
+      </w:pPr>
+    </w:p>
+    <w:p>
+      <w:pPr>
+        <w:rPr>
+          <w:rFonts w:hint="eastAsia"/>
+          <w:lang w:val="en-US" w:eastAsia="zh-CN"/>
+        </w:rPr>
+      </w:pPr>
+    </w:p>
+    <w:p>
+      <w:pPr>
+        <w:rPr>
+          <w:rFonts w:hint="eastAsia"/>
+          <w:lang w:val="en-US" w:eastAsia="zh-CN"/>
+        </w:rPr>
+      </w:pPr>
+    </w:p>
+    <w:p>
+      <w:pPr>
+        <w:rPr>
+          <w:rFonts w:hint="eastAsia"/>
+          <w:lang w:val="en-US" w:eastAsia="zh-CN"/>
+        </w:rPr>
+      </w:pPr>
+    </w:p>
+    <w:p>
+      <w:pPr>
+        <w:rPr>
+          <w:rFonts w:hint="eastAsia"/>
+          <w:lang w:val="en-US" w:eastAsia="zh-CN"/>
+        </w:rPr>
+      </w:pPr>
+    </w:p>
+    <w:p>
+      <w:pPr>
+        <w:rPr>
+          <w:rFonts w:hint="eastAsia"/>
+          <w:lang w:val="en-US" w:eastAsia="zh-CN"/>
+        </w:rPr>
+      </w:pPr>
+    </w:p>
+    <w:p>
+      <w:pPr>
+        <w:rPr>
+          <w:rFonts w:hint="eastAsia"/>
+          <w:lang w:val="en-US" w:eastAsia="zh-CN"/>
+        </w:rPr>
+      </w:pPr>
+    </w:p>
+    <w:p>
+      <w:pPr>
+        <w:rPr>
+          <w:rFonts w:hint="eastAsia"/>
+          <w:lang w:val="en-US" w:eastAsia="zh-CN"/>
+        </w:rPr>
+      </w:pPr>
+      <w:r>
+        <w:rPr>
+          <w:rFonts w:hint="eastAsia"/>
+          <w:lang w:val="en-US" w:eastAsia="zh-CN"/>
+        </w:rPr>
+        <w:t>7.22</w:t>
+      </w:r>
+    </w:p>
+    <w:p>
+      <w:pPr>
+        <w:rPr>
+          <w:rFonts w:hint="default"/>
+          <w:lang w:val="en-US" w:eastAsia="zh-CN"/>
+        </w:rPr>
+      </w:pPr>
+      <w:r>
+        <w:rPr>
+          <w:rFonts w:hint="default"/>
+          <w:lang w:val="en-US" w:eastAsia="zh-CN"/>
+        </w:rPr>
+        <w:drawing>
+          <wp:inline distT="0" distB="0" distL="114300" distR="114300">
+            <wp:extent cx="5264785" cy="3947160"/>
+            <wp:effectExtent l="0" t="0" r="0" b="8255"/>
+            <wp:docPr id="13" name="图片 13" descr="b20e8b3e86834fec860a3f14e3f0928b"/>
+            <wp:cNvGraphicFramePr>
+              <a:graphicFrameLocks xmlns:a="http://schemas.openxmlformats.org/drawingml/2006/main" noChangeAspect="1"/>
+            </wp:cNvGraphicFramePr>
+            <a:graphic xmlns:a="http://schemas.openxmlformats.org/drawingml/2006/main">
+              <a:graphicData uri="http://schemas.openxmlformats.org/drawingml/2006/picture">
+                <pic:pic xmlns:pic="http://schemas.openxmlformats.org/drawingml/2006/picture">
+                  <pic:nvPicPr>
+                    <pic:cNvPr id="13" name="图片 13" descr="b20e8b3e86834fec860a3f14e3f0928b"/>
+                    <pic:cNvPicPr>
+                      <a:picLocks noChangeAspect="1"/>
+                    </pic:cNvPicPr>
+                  </pic:nvPicPr>
+                  <pic:blipFill>
+                    <a:blip r:embed="rId16"/>
+                    <a:stretch>
+                      <a:fillRect/>
+                    </a:stretch>
+                  </pic:blipFill>
+                  <pic:spPr>
+                    <a:xfrm rot="16200000">
+                      <a:off x="0" y="0"/>
+                      <a:ext cx="5264785" cy="3947160"/>
+                    </a:xfrm>
+                    <a:prstGeom prst="rect">
+                      <a:avLst/>
+                    </a:prstGeom>
+                  </pic:spPr>
+                </pic:pic>
+              </a:graphicData>
+            </a:graphic>
+          </wp:inline>
+        </w:drawing>
+      </w:r>
+    </w:p>
+    <w:p>
+      <w:pPr>
+        <w:rPr>
+          <w:rFonts w:hint="default"/>
+          <w:lang w:val="en-US" w:eastAsia="zh-CN"/>
+        </w:rPr>
+      </w:pPr>
+      <w:r>
+        <w:rPr>
+          <w:rFonts w:hint="default"/>
+          <w:lang w:val="en-US" w:eastAsia="zh-CN"/>
+        </w:rPr>
+        <w:drawing>
+          <wp:inline distT="0" distB="0" distL="114300" distR="114300">
+            <wp:extent cx="5264785" cy="3947160"/>
+            <wp:effectExtent l="0" t="0" r="0" b="8255"/>
+            <wp:docPr id="14" name="图片 14" descr="c36bdb7667b3fa23a837f80dbc8a1fac"/>
+            <wp:cNvGraphicFramePr>
+              <a:graphicFrameLocks xmlns:a="http://schemas.openxmlformats.org/drawingml/2006/main" noChangeAspect="1"/>
+            </wp:cNvGraphicFramePr>
+            <a:graphic xmlns:a="http://schemas.openxmlformats.org/drawingml/2006/main">
+              <a:graphicData uri="http://schemas.openxmlformats.org/drawingml/2006/picture">
+                <pic:pic xmlns:pic="http://schemas.openxmlformats.org/drawingml/2006/picture">
+                  <pic:nvPicPr>
+                    <pic:cNvPr id="14" name="图片 14" descr="c36bdb7667b3fa23a837f80dbc8a1fac"/>
+                    <pic:cNvPicPr>
+                      <a:picLocks noChangeAspect="1"/>
+                    </pic:cNvPicPr>
+                  </pic:nvPicPr>
+                  <pic:blipFill>
+                    <a:blip r:embed="rId17"/>
+                    <a:stretch>
+                      <a:fillRect/>
+                    </a:stretch>
+                  </pic:blipFill>
+                  <pic:spPr>
+                    <a:xfrm rot="5400000">
+                      <a:off x="0" y="0"/>
+                      <a:ext cx="5264785" cy="3947160"/>
+                    </a:xfrm>
+                    <a:prstGeom prst="rect">
+                      <a:avLst/>
+                    </a:prstGeom>
+                  </pic:spPr>
+                </pic:pic>
+              </a:graphicData>
+            </a:graphic>
+          </wp:inline>
+        </w:drawing>
+      </w:r>
+    </w:p>
+    <w:p>
+      <w:pPr>
+        <w:rPr>
+          <w:rFonts w:hint="eastAsia"/>
+          <w:lang w:val="en-US" w:eastAsia="zh-CN"/>
+        </w:rPr>
+      </w:pPr>
+    </w:p>
+    <w:p>
+      <w:pPr>
+        <w:rPr>
+          <w:rFonts w:hint="eastAsia"/>
+          <w:lang w:val="en-US" w:eastAsia="zh-CN"/>
+        </w:rPr>
+      </w:pPr>
+    </w:p>
+    <w:p>
+      <w:pPr>
+        <w:rPr>
+          <w:rFonts w:hint="eastAsia"/>
+          <w:lang w:val="en-US" w:eastAsia="zh-CN"/>
+        </w:rPr>
+      </w:pPr>
+    </w:p>
+    <w:p>
+      <w:pPr>
+        <w:rPr>
+          <w:rFonts w:hint="eastAsia"/>
+          <w:lang w:val="en-US" w:eastAsia="zh-CN"/>
+        </w:rPr>
+      </w:pPr>
+    </w:p>
+    <w:p>
+      <w:pPr>
+        <w:rPr>
+          <w:rFonts w:hint="eastAsia"/>
+          <w:lang w:val="en-US" w:eastAsia="zh-CN"/>
+        </w:rPr>
+      </w:pPr>
+    </w:p>
+    <w:p>
+      <w:pPr>
+        <w:rPr>
+          <w:rFonts w:hint="eastAsia"/>
+          <w:lang w:val="en-US" w:eastAsia="zh-CN"/>
+        </w:rPr>
+      </w:pPr>
+    </w:p>
+    <w:p>
+      <w:pPr>
+        <w:rPr>
+          <w:rFonts w:hint="eastAsia"/>
+          <w:lang w:val="en-US" w:eastAsia="zh-CN"/>
+        </w:rPr>
+      </w:pPr>
+    </w:p>
+    <w:p>
+      <w:pPr>
+        <w:rPr>
+          <w:rFonts w:hint="eastAsia"/>
+          <w:lang w:val="en-US" w:eastAsia="zh-CN"/>
+        </w:rPr>
+      </w:pPr>
+    </w:p>
+    <w:p>
+      <w:pPr>
+        <w:rPr>
+          <w:rFonts w:hint="eastAsia"/>
+          <w:lang w:val="en-US" w:eastAsia="zh-CN"/>
+        </w:rPr>
+      </w:pPr>
+    </w:p>
+    <w:p>
+      <w:pPr>
+        <w:rPr>
+          <w:rFonts w:hint="eastAsia"/>
+          <w:lang w:val="en-US" w:eastAsia="zh-CN"/>
+        </w:rPr>
+      </w:pPr>
+    </w:p>
+    <w:p>
+      <w:pPr>
+        <w:rPr>
+          <w:rFonts w:hint="eastAsia"/>
+          <w:lang w:val="en-US" w:eastAsia="zh-CN"/>
+        </w:rPr>
+      </w:pPr>
+    </w:p>
+    <w:p>
+      <w:pPr>
+        <w:rPr>
+          <w:rFonts w:hint="eastAsia"/>
+          <w:lang w:val="en-US" w:eastAsia="zh-CN"/>
+        </w:rPr>
+      </w:pPr>
+    </w:p>
+    <w:p>
+      <w:pPr>
+        <w:rPr>
+          <w:rFonts w:hint="eastAsia"/>
+          <w:lang w:val="en-US" w:eastAsia="zh-CN"/>
+        </w:rPr>
+      </w:pPr>
+    </w:p>
+    <w:p>
+      <w:pPr>
+        <w:rPr>
+          <w:rFonts w:hint="eastAsia"/>
+          <w:lang w:val="en-US" w:eastAsia="zh-CN"/>
+        </w:rPr>
+      </w:pPr>
+    </w:p>
+    <w:p>
+      <w:pPr>
+        <w:rPr>
+          <w:rFonts w:hint="eastAsia"/>
+          <w:lang w:val="en-US" w:eastAsia="zh-CN"/>
+        </w:rPr>
+      </w:pPr>
+    </w:p>
+    <w:p>
+      <w:pPr>
+        <w:rPr>
+          <w:rFonts w:hint="eastAsia"/>
+          <w:lang w:val="en-US" w:eastAsia="zh-CN"/>
+        </w:rPr>
+      </w:pPr>
+    </w:p>
+    <w:p>
+      <w:pPr>
+        <w:rPr>
+          <w:rFonts w:hint="eastAsia"/>
+          <w:lang w:val="en-US" w:eastAsia="zh-CN"/>
+        </w:rPr>
+      </w:pPr>
+    </w:p>
+    <w:p>
+      <w:pPr>
+        <w:rPr>
+          <w:rFonts w:hint="eastAsia"/>
+          <w:lang w:val="en-US" w:eastAsia="zh-CN"/>
+        </w:rPr>
+      </w:pPr>
+      <w:r>
+        <w:rPr>
+          <w:rFonts w:hint="eastAsia"/>
+          <w:lang w:val="en-US" w:eastAsia="zh-CN"/>
+        </w:rPr>
+        <w:t>7.23.2026</w:t>
+      </w:r>
+    </w:p>
+    <w:p>
+      <w:pPr>
+        <w:rPr>
+          <w:rFonts w:hint="default"/>
+          <w:lang w:val="en-US" w:eastAsia="zh-CN"/>
+        </w:rPr>
+      </w:pPr>
+      <w:r>
+        <w:rPr>
+          <w:rFonts w:hint="default"/>
+          <w:lang w:val="en-US" w:eastAsia="zh-CN"/>
+        </w:rPr>
+        <w:drawing>
+          <wp:inline distT="0" distB="0" distL="114300" distR="114300">
+            <wp:extent cx="5264785" cy="3947160"/>
+            <wp:effectExtent l="0" t="0" r="0" b="8255"/>
+            <wp:docPr id="15" name="图片 15" descr="abe97bef09f5b3aefecccd8e8c21efc3"/>
+            <wp:cNvGraphicFramePr>
+              <a:graphicFrameLocks xmlns:a="http://schemas.openxmlformats.org/drawingml/2006/main" noChangeAspect="1"/>
+            </wp:cNvGraphicFramePr>
+            <a:graphic xmlns:a="http://schemas.openxmlformats.org/drawingml/2006/main">
+              <a:graphicData uri="http://schemas.openxmlformats.org/drawingml/2006/picture">
+                <pic:pic xmlns:pic="http://schemas.openxmlformats.org/drawingml/2006/picture">
+                  <pic:nvPicPr>
+                    <pic:cNvPr id="15" name="图片 15" descr="abe97bef09f5b3aefecccd8e8c21efc3"/>
+                    <pic:cNvPicPr>
+                      <a:picLocks noChangeAspect="1"/>
+                    </pic:cNvPicPr>
+                  </pic:nvPicPr>
+                  <pic:blipFill>
+                    <a:blip r:embed="rId18"/>
+                    <a:stretch>
+                      <a:fillRect/>
+                    </a:stretch>
+                  </pic:blipFill>
+                  <pic:spPr>
+                    <a:xfrm rot="16200000">
+                      <a:off x="0" y="0"/>
+                      <a:ext cx="5264785" cy="3947160"/>
+                    </a:xfrm>
+                    <a:prstGeom prst="rect">
+                      <a:avLst/>
+                    </a:prstGeom>
+                  </pic:spPr>
+                </pic:pic>
+              </a:graphicData>
+            </a:graphic>
+          </wp:inline>
+        </w:drawing>
+      </w:r>
+    </w:p>
+    <w:p>
+      <w:pPr>
+        <w:rPr>
+          <w:rFonts w:hint="default"/>
+          <w:lang w:val="en-US" w:eastAsia="zh-CN"/>
+        </w:rPr>
+      </w:pPr>
+      <w:r>
+        <w:rPr>
+          <w:rFonts w:hint="default"/>
+          <w:lang w:val="en-US" w:eastAsia="zh-CN"/>
+        </w:rPr>
+        <w:drawing>
+          <wp:inline distT="0" distB="0" distL="114300" distR="114300">
+            <wp:extent cx="5264785" cy="3947160"/>
+            <wp:effectExtent l="0" t="0" r="0" b="8255"/>
+            <wp:docPr id="16" name="图片 16" descr="b91380c005badadca4e3fe2a95db0d32"/>
+            <wp:cNvGraphicFramePr>
+              <a:graphicFrameLocks xmlns:a="http://schemas.openxmlformats.org/drawingml/2006/main" noChangeAspect="1"/>
+            </wp:cNvGraphicFramePr>
+            <a:graphic xmlns:a="http://schemas.openxmlformats.org/drawingml/2006/main">
+              <a:graphicData uri="http://schemas.openxmlformats.org/drawingml/2006/picture">
+                <pic:pic xmlns:pic="http://schemas.openxmlformats.org/drawingml/2006/picture">
+                  <pic:nvPicPr>
+                    <pic:cNvPr id="16" name="图片 16" descr="b91380c005badadca4e3fe2a95db0d32"/>
+                    <pic:cNvPicPr>
+                      <a:picLocks noChangeAspect="1"/>
+                    </pic:cNvPicPr>
+                  </pic:nvPicPr>
+                  <pic:blipFill>
+                    <a:blip r:embed="rId19"/>
+                    <a:stretch>
+                      <a:fillRect/>
+                    </a:stretch>
+                  </pic:blipFill>
+                  <pic:spPr>
+                    <a:xfrm rot="16200000">
+                      <a:off x="0" y="0"/>
+                      <a:ext cx="5264785" cy="3947160"/>
+                    </a:xfrm>
+                    <a:prstGeom prst="rect">
+                      <a:avLst/>
+                    </a:prstGeom>
+                  </pic:spPr>
+                </pic:pic>
+              </a:graphicData>
+            </a:graphic>
+          </wp:inline>
+        </w:drawing>
+      </w:r>
+      <w:bookmarkStart w:id="0" w:name="_GoBack"/>
+      <w:bookmarkEnd w:id="0"/>
     </w:p>
     <w:sectPr>
       <w:pgSz w:w="11906" w:h="16838"/>

--- a/practice/subject/english.docx
+++ b/practice/subject/english.docx
@@ -1247,6 +1247,174 @@
                     <a:xfrm rot="16200000">
                       <a:off x="0" y="0"/>
                       <a:ext cx="5264785" cy="3947160"/>
+                    </a:xfrm>
+                    <a:prstGeom prst="rect">
+                      <a:avLst/>
+                    </a:prstGeom>
+                  </pic:spPr>
+                </pic:pic>
+              </a:graphicData>
+            </a:graphic>
+          </wp:inline>
+        </w:drawing>
+      </w:r>
+    </w:p>
+    <w:p>
+      <w:pPr>
+        <w:rPr>
+          <w:rFonts w:hint="eastAsia"/>
+          <w:lang w:val="en-US" w:eastAsia="zh-CN"/>
+        </w:rPr>
+      </w:pPr>
+      <w:r>
+        <w:rPr>
+          <w:rFonts w:hint="eastAsia"/>
+          <w:lang w:val="en-US" w:eastAsia="zh-CN"/>
+        </w:rPr>
+        <w:t>7.24.2026</w:t>
+      </w:r>
+    </w:p>
+    <w:p>
+      <w:pPr>
+        <w:rPr>
+          <w:rFonts w:hint="default"/>
+          <w:lang w:val="en-US" w:eastAsia="zh-CN"/>
+        </w:rPr>
+      </w:pPr>
+      <w:r>
+        <w:rPr>
+          <w:rFonts w:hint="default"/>
+          <w:lang w:val="en-US" w:eastAsia="zh-CN"/>
+        </w:rPr>
+        <w:drawing>
+          <wp:inline distT="0" distB="0" distL="114300" distR="114300">
+            <wp:extent cx="5272405" cy="7032625"/>
+            <wp:effectExtent l="0" t="0" r="635" b="8255"/>
+            <wp:docPr id="17" name="图片 17" descr="a750529b1bcd5fdb1a9f783f59fa532c"/>
+            <wp:cNvGraphicFramePr>
+              <a:graphicFrameLocks xmlns:a="http://schemas.openxmlformats.org/drawingml/2006/main" noChangeAspect="1"/>
+            </wp:cNvGraphicFramePr>
+            <a:graphic xmlns:a="http://schemas.openxmlformats.org/drawingml/2006/main">
+              <a:graphicData uri="http://schemas.openxmlformats.org/drawingml/2006/picture">
+                <pic:pic xmlns:pic="http://schemas.openxmlformats.org/drawingml/2006/picture">
+                  <pic:nvPicPr>
+                    <pic:cNvPr id="17" name="图片 17" descr="a750529b1bcd5fdb1a9f783f59fa532c"/>
+                    <pic:cNvPicPr>
+                      <a:picLocks noChangeAspect="1"/>
+                    </pic:cNvPicPr>
+                  </pic:nvPicPr>
+                  <pic:blipFill>
+                    <a:blip r:embed="rId20"/>
+                    <a:stretch>
+                      <a:fillRect/>
+                    </a:stretch>
+                  </pic:blipFill>
+                  <pic:spPr>
+                    <a:xfrm>
+                      <a:off x="0" y="0"/>
+                      <a:ext cx="5272405" cy="7032625"/>
+                    </a:xfrm>
+                    <a:prstGeom prst="rect">
+                      <a:avLst/>
+                    </a:prstGeom>
+                  </pic:spPr>
+                </pic:pic>
+              </a:graphicData>
+            </a:graphic>
+          </wp:inline>
+        </w:drawing>
+      </w:r>
+    </w:p>
+    <w:p>
+      <w:pPr>
+        <w:rPr>
+          <w:rFonts w:hint="default"/>
+          <w:lang w:val="en-US" w:eastAsia="zh-CN"/>
+        </w:rPr>
+      </w:pPr>
+      <w:r>
+        <w:rPr>
+          <w:rFonts w:hint="default"/>
+          <w:lang w:val="en-US" w:eastAsia="zh-CN"/>
+        </w:rPr>
+        <w:drawing>
+          <wp:inline distT="0" distB="0" distL="114300" distR="114300">
+            <wp:extent cx="5272405" cy="7032625"/>
+            <wp:effectExtent l="0" t="0" r="635" b="8255"/>
+            <wp:docPr id="18" name="图片 18" descr="92c9d67b095c76b9f6ae57708c218c84"/>
+            <wp:cNvGraphicFramePr>
+              <a:graphicFrameLocks xmlns:a="http://schemas.openxmlformats.org/drawingml/2006/main" noChangeAspect="1"/>
+            </wp:cNvGraphicFramePr>
+            <a:graphic xmlns:a="http://schemas.openxmlformats.org/drawingml/2006/main">
+              <a:graphicData uri="http://schemas.openxmlformats.org/drawingml/2006/picture">
+                <pic:pic xmlns:pic="http://schemas.openxmlformats.org/drawingml/2006/picture">
+                  <pic:nvPicPr>
+                    <pic:cNvPr id="18" name="图片 18" descr="92c9d67b095c76b9f6ae57708c218c84"/>
+                    <pic:cNvPicPr>
+                      <a:picLocks noChangeAspect="1"/>
+                    </pic:cNvPicPr>
+                  </pic:nvPicPr>
+                  <pic:blipFill>
+                    <a:blip r:embed="rId21"/>
+                    <a:stretch>
+                      <a:fillRect/>
+                    </a:stretch>
+                  </pic:blipFill>
+                  <pic:spPr>
+                    <a:xfrm>
+                      <a:off x="0" y="0"/>
+                      <a:ext cx="5272405" cy="7032625"/>
+                    </a:xfrm>
+                    <a:prstGeom prst="rect">
+                      <a:avLst/>
+                    </a:prstGeom>
+                  </pic:spPr>
+                </pic:pic>
+              </a:graphicData>
+            </a:graphic>
+          </wp:inline>
+        </w:drawing>
+      </w:r>
+    </w:p>
+    <w:p>
+      <w:pPr>
+        <w:rPr>
+          <w:rFonts w:hint="default"/>
+          <w:lang w:val="en-US" w:eastAsia="zh-CN"/>
+        </w:rPr>
+      </w:pPr>
+      <w:r>
+        <w:rPr>
+          <w:rFonts w:hint="default"/>
+          <w:lang w:val="en-US" w:eastAsia="zh-CN"/>
+        </w:rPr>
+        <w:drawing>
+          <wp:inline distT="0" distB="0" distL="114300" distR="114300">
+            <wp:extent cx="5272405" cy="7032625"/>
+            <wp:effectExtent l="0" t="0" r="635" b="8255"/>
+            <wp:docPr id="19" name="图片 19" descr="7133de439ecd2f2e29ce0d0b722ff78c"/>
+            <wp:cNvGraphicFramePr>
+              <a:graphicFrameLocks xmlns:a="http://schemas.openxmlformats.org/drawingml/2006/main" noChangeAspect="1"/>
+            </wp:cNvGraphicFramePr>
+            <a:graphic xmlns:a="http://schemas.openxmlformats.org/drawingml/2006/main">
+              <a:graphicData uri="http://schemas.openxmlformats.org/drawingml/2006/picture">
+                <pic:pic xmlns:pic="http://schemas.openxmlformats.org/drawingml/2006/picture">
+                  <pic:nvPicPr>
+                    <pic:cNvPr id="19" name="图片 19" descr="7133de439ecd2f2e29ce0d0b722ff78c"/>
+                    <pic:cNvPicPr>
+                      <a:picLocks noChangeAspect="1"/>
+                    </pic:cNvPicPr>
+                  </pic:nvPicPr>
+                  <pic:blipFill>
+                    <a:blip r:embed="rId22"/>
+                    <a:stretch>
+                      <a:fillRect/>
+                    </a:stretch>
+                  </pic:blipFill>
+                  <pic:spPr>
+                    <a:xfrm>
+                      <a:off x="0" y="0"/>
+                      <a:ext cx="5272405" cy="7032625"/>
                     </a:xfrm>
                     <a:prstGeom prst="rect">
                       <a:avLst/>

--- a/practice/subject/english.docx
+++ b/practice/subject/english.docx
@@ -1426,7 +1426,73 @@
           </wp:inline>
         </w:drawing>
       </w:r>
+    </w:p>
+    <w:p>
+      <w:pPr>
+        <w:rPr>
+          <w:rFonts w:hint="eastAsia"/>
+          <w:lang w:val="en-US" w:eastAsia="zh-CN"/>
+        </w:rPr>
+      </w:pPr>
+      <w:r>
+        <w:rPr>
+          <w:rFonts w:hint="eastAsia"/>
+          <w:lang w:val="en-US" w:eastAsia="zh-CN"/>
+        </w:rPr>
+        <w:t>7.25.2026</w:t>
+      </w:r>
+    </w:p>
+    <w:p>
+      <w:pPr>
+        <w:rPr>
+          <w:rFonts w:hint="default"/>
+          <w:lang w:val="en-US" w:eastAsia="zh-CN"/>
+        </w:rPr>
+      </w:pPr>
       <w:bookmarkStart w:id="0" w:name="_GoBack"/>
+      <w:r>
+        <w:rPr>
+          <w:rFonts w:hint="default"/>
+          <w:lang w:val="en-US" w:eastAsia="zh-CN"/>
+        </w:rPr>
+        <w:drawing>
+          <wp:inline distT="0" distB="0" distL="114300" distR="114300">
+            <wp:extent cx="5272405" cy="7032625"/>
+            <wp:effectExtent l="0" t="0" r="635" b="8255"/>
+            <wp:docPr id="20" name="图片 20" descr="b39462d69b1e148ad205bb301ad40341"/>
+            <wp:cNvGraphicFramePr>
+              <a:graphicFrameLocks xmlns:a="http://schemas.openxmlformats.org/drawingml/2006/main" noChangeAspect="1"/>
+            </wp:cNvGraphicFramePr>
+            <a:graphic xmlns:a="http://schemas.openxmlformats.org/drawingml/2006/main">
+              <a:graphicData uri="http://schemas.openxmlformats.org/drawingml/2006/picture">
+                <pic:pic xmlns:pic="http://schemas.openxmlformats.org/drawingml/2006/picture">
+                  <pic:nvPicPr>
+                    <pic:cNvPr id="20" name="图片 20" descr="b39462d69b1e148ad205bb301ad40341"/>
+                    <pic:cNvPicPr>
+                      <a:picLocks noChangeAspect="1"/>
+                    </pic:cNvPicPr>
+                  </pic:nvPicPr>
+                  <pic:blipFill>
+                    <a:blip r:embed="rId23"/>
+                    <a:stretch>
+                      <a:fillRect/>
+                    </a:stretch>
+                  </pic:blipFill>
+                  <pic:spPr>
+                    <a:xfrm>
+                      <a:off x="0" y="0"/>
+                      <a:ext cx="5272405" cy="7032625"/>
+                    </a:xfrm>
+                    <a:prstGeom prst="rect">
+                      <a:avLst/>
+                    </a:prstGeom>
+                  </pic:spPr>
+                </pic:pic>
+              </a:graphicData>
+            </a:graphic>
+          </wp:inline>
+        </w:drawing>
+      </w:r>
       <w:bookmarkEnd w:id="0"/>
     </w:p>
     <w:sectPr>

--- a/practice/subject/english.docx
+++ b/practice/subject/english.docx
@@ -1449,7 +1449,6 @@
           <w:lang w:val="en-US" w:eastAsia="zh-CN"/>
         </w:rPr>
       </w:pPr>
-      <w:bookmarkStart w:id="0" w:name="_GoBack"/>
       <w:r>
         <w:rPr>
           <w:rFonts w:hint="default"/>
@@ -1493,7 +1492,176 @@
           </wp:inline>
         </w:drawing>
       </w:r>
+    </w:p>
+    <w:p>
+      <w:pPr>
+        <w:rPr>
+          <w:rFonts w:hint="eastAsia"/>
+          <w:lang w:val="en-US" w:eastAsia="zh-CN"/>
+        </w:rPr>
+      </w:pPr>
+      <w:r>
+        <w:rPr>
+          <w:rFonts w:hint="eastAsia"/>
+          <w:lang w:val="en-US" w:eastAsia="zh-CN"/>
+        </w:rPr>
+        <w:t>7.26.2026</w:t>
+      </w:r>
+    </w:p>
+    <w:p>
+      <w:pPr>
+        <w:rPr>
+          <w:rFonts w:hint="default"/>
+          <w:lang w:val="en-US" w:eastAsia="zh-CN"/>
+        </w:rPr>
+      </w:pPr>
+      <w:r>
+        <w:rPr>
+          <w:rFonts w:hint="default"/>
+          <w:lang w:val="en-US" w:eastAsia="zh-CN"/>
+        </w:rPr>
+        <w:drawing>
+          <wp:inline distT="0" distB="0" distL="114300" distR="114300">
+            <wp:extent cx="5272405" cy="7032625"/>
+            <wp:effectExtent l="0" t="0" r="635" b="8255"/>
+            <wp:docPr id="21" name="图片 21" descr="82d2295b98850c432e610cdb81327cc4"/>
+            <wp:cNvGraphicFramePr>
+              <a:graphicFrameLocks xmlns:a="http://schemas.openxmlformats.org/drawingml/2006/main" noChangeAspect="1"/>
+            </wp:cNvGraphicFramePr>
+            <a:graphic xmlns:a="http://schemas.openxmlformats.org/drawingml/2006/main">
+              <a:graphicData uri="http://schemas.openxmlformats.org/drawingml/2006/picture">
+                <pic:pic xmlns:pic="http://schemas.openxmlformats.org/drawingml/2006/picture">
+                  <pic:nvPicPr>
+                    <pic:cNvPr id="21" name="图片 21" descr="82d2295b98850c432e610cdb81327cc4"/>
+                    <pic:cNvPicPr>
+                      <a:picLocks noChangeAspect="1"/>
+                    </pic:cNvPicPr>
+                  </pic:nvPicPr>
+                  <pic:blipFill>
+                    <a:blip r:embed="rId24"/>
+                    <a:stretch>
+                      <a:fillRect/>
+                    </a:stretch>
+                  </pic:blipFill>
+                  <pic:spPr>
+                    <a:xfrm>
+                      <a:off x="0" y="0"/>
+                      <a:ext cx="5272405" cy="7032625"/>
+                    </a:xfrm>
+                    <a:prstGeom prst="rect">
+                      <a:avLst/>
+                    </a:prstGeom>
+                  </pic:spPr>
+                </pic:pic>
+              </a:graphicData>
+            </a:graphic>
+          </wp:inline>
+        </w:drawing>
+      </w:r>
+      <w:bookmarkStart w:id="0" w:name="_GoBack"/>
       <w:bookmarkEnd w:id="0"/>
+    </w:p>
+    <w:p>
+      <w:pPr>
+        <w:rPr>
+          <w:rFonts w:hint="default"/>
+          <w:lang w:val="en-US" w:eastAsia="zh-CN"/>
+        </w:rPr>
+      </w:pPr>
+      <w:r>
+        <w:rPr>
+          <w:rFonts w:hint="default"/>
+          <w:lang w:val="en-US" w:eastAsia="zh-CN"/>
+        </w:rPr>
+        <w:drawing>
+          <wp:inline distT="0" distB="0" distL="114300" distR="114300">
+            <wp:extent cx="5264785" cy="3947160"/>
+            <wp:effectExtent l="0" t="0" r="0" b="8255"/>
+            <wp:docPr id="22" name="图片 22" descr="03d30a663acbbce9586d1a877347b4f0"/>
+            <wp:cNvGraphicFramePr>
+              <a:graphicFrameLocks xmlns:a="http://schemas.openxmlformats.org/drawingml/2006/main" noChangeAspect="1"/>
+            </wp:cNvGraphicFramePr>
+            <a:graphic xmlns:a="http://schemas.openxmlformats.org/drawingml/2006/main">
+              <a:graphicData uri="http://schemas.openxmlformats.org/drawingml/2006/picture">
+                <pic:pic xmlns:pic="http://schemas.openxmlformats.org/drawingml/2006/picture">
+                  <pic:nvPicPr>
+                    <pic:cNvPr id="22" name="图片 22" descr="03d30a663acbbce9586d1a877347b4f0"/>
+                    <pic:cNvPicPr>
+                      <a:picLocks noChangeAspect="1"/>
+                    </pic:cNvPicPr>
+                  </pic:nvPicPr>
+                  <pic:blipFill>
+                    <a:blip r:embed="rId25"/>
+                    <a:stretch>
+                      <a:fillRect/>
+                    </a:stretch>
+                  </pic:blipFill>
+                  <pic:spPr>
+                    <a:xfrm rot="16200000">
+                      <a:off x="0" y="0"/>
+                      <a:ext cx="5264785" cy="3947160"/>
+                    </a:xfrm>
+                    <a:prstGeom prst="rect">
+                      <a:avLst/>
+                    </a:prstGeom>
+                  </pic:spPr>
+                </pic:pic>
+              </a:graphicData>
+            </a:graphic>
+          </wp:inline>
+        </w:drawing>
+      </w:r>
+    </w:p>
+    <w:p>
+      <w:pPr>
+        <w:rPr>
+          <w:rFonts w:hint="default"/>
+          <w:lang w:val="en-US" w:eastAsia="zh-CN"/>
+        </w:rPr>
+      </w:pPr>
+      <w:r>
+        <w:rPr>
+          <w:rFonts w:hint="default"/>
+          <w:lang w:val="en-US" w:eastAsia="zh-CN"/>
+        </w:rPr>
+        <w:drawing>
+          <wp:inline distT="0" distB="0" distL="114300" distR="114300">
+            <wp:extent cx="5264785" cy="3947160"/>
+            <wp:effectExtent l="0" t="0" r="0" b="8255"/>
+            <wp:docPr id="23" name="图片 23" descr="13c2f15b4769ede2afa31bd26afe139a"/>
+            <wp:cNvGraphicFramePr>
+              <a:graphicFrameLocks xmlns:a="http://schemas.openxmlformats.org/drawingml/2006/main" noChangeAspect="1"/>
+            </wp:cNvGraphicFramePr>
+            <a:graphic xmlns:a="http://schemas.openxmlformats.org/drawingml/2006/main">
+              <a:graphicData uri="http://schemas.openxmlformats.org/drawingml/2006/picture">
+                <pic:pic xmlns:pic="http://schemas.openxmlformats.org/drawingml/2006/picture">
+                  <pic:nvPicPr>
+                    <pic:cNvPr id="23" name="图片 23" descr="13c2f15b4769ede2afa31bd26afe139a"/>
+                    <pic:cNvPicPr>
+                      <a:picLocks noChangeAspect="1"/>
+                    </pic:cNvPicPr>
+                  </pic:nvPicPr>
+                  <pic:blipFill>
+                    <a:blip r:embed="rId26"/>
+                    <a:stretch>
+                      <a:fillRect/>
+                    </a:stretch>
+                  </pic:blipFill>
+                  <pic:spPr>
+                    <a:xfrm rot="16200000">
+                      <a:off x="0" y="0"/>
+                      <a:ext cx="5264785" cy="3947160"/>
+                    </a:xfrm>
+                    <a:prstGeom prst="rect">
+                      <a:avLst/>
+                    </a:prstGeom>
+                  </pic:spPr>
+                </pic:pic>
+              </a:graphicData>
+            </a:graphic>
+          </wp:inline>
+        </w:drawing>
+      </w:r>
     </w:p>
     <w:sectPr>
       <w:pgSz w:w="11906" w:h="16838"/>

--- a/practice/subject/english.docx
+++ b/practice/subject/english.docx
@@ -1558,8 +1558,6 @@
           </wp:inline>
         </w:drawing>
       </w:r>
-      <w:bookmarkStart w:id="0" w:name="_GoBack"/>
-      <w:bookmarkEnd w:id="0"/>
     </w:p>
     <w:p>
       <w:pPr>
@@ -1662,6 +1660,125 @@
           </wp:inline>
         </w:drawing>
       </w:r>
+    </w:p>
+    <w:p>
+      <w:pPr>
+        <w:rPr>
+          <w:rFonts w:hint="eastAsia"/>
+          <w:lang w:val="en-US" w:eastAsia="zh-CN"/>
+        </w:rPr>
+      </w:pPr>
+      <w:r>
+        <w:rPr>
+          <w:rFonts w:hint="eastAsia"/>
+          <w:lang w:val="en-US" w:eastAsia="zh-CN"/>
+        </w:rPr>
+        <w:t>7.27.2026</w:t>
+      </w:r>
+    </w:p>
+    <w:p>
+      <w:pPr>
+        <w:rPr>
+          <w:rFonts w:hint="default"/>
+          <w:lang w:val="en-US" w:eastAsia="zh-CN"/>
+        </w:rPr>
+      </w:pPr>
+      <w:r>
+        <w:rPr>
+          <w:rFonts w:hint="default"/>
+          <w:lang w:val="en-US" w:eastAsia="zh-CN"/>
+        </w:rPr>
+        <w:drawing>
+          <wp:inline distT="0" distB="0" distL="114300" distR="114300">
+            <wp:extent cx="5272405" cy="7032625"/>
+            <wp:effectExtent l="0" t="0" r="635" b="8255"/>
+            <wp:docPr id="24" name="图片 24" descr="02c99859e2e1cb17da1bbafa8d898c58"/>
+            <wp:cNvGraphicFramePr>
+              <a:graphicFrameLocks xmlns:a="http://schemas.openxmlformats.org/drawingml/2006/main" noChangeAspect="1"/>
+            </wp:cNvGraphicFramePr>
+            <a:graphic xmlns:a="http://schemas.openxmlformats.org/drawingml/2006/main">
+              <a:graphicData uri="http://schemas.openxmlformats.org/drawingml/2006/picture">
+                <pic:pic xmlns:pic="http://schemas.openxmlformats.org/drawingml/2006/picture">
+                  <pic:nvPicPr>
+                    <pic:cNvPr id="24" name="图片 24" descr="02c99859e2e1cb17da1bbafa8d898c58"/>
+                    <pic:cNvPicPr>
+                      <a:picLocks noChangeAspect="1"/>
+                    </pic:cNvPicPr>
+                  </pic:nvPicPr>
+                  <pic:blipFill>
+                    <a:blip r:embed="rId27"/>
+                    <a:stretch>
+                      <a:fillRect/>
+                    </a:stretch>
+                  </pic:blipFill>
+                  <pic:spPr>
+                    <a:xfrm>
+                      <a:off x="0" y="0"/>
+                      <a:ext cx="5272405" cy="7032625"/>
+                    </a:xfrm>
+                    <a:prstGeom prst="rect">
+                      <a:avLst/>
+                    </a:prstGeom>
+                  </pic:spPr>
+                </pic:pic>
+              </a:graphicData>
+            </a:graphic>
+          </wp:inline>
+        </w:drawing>
+      </w:r>
+    </w:p>
+    <w:p>
+      <w:pPr>
+        <w:rPr>
+          <w:rFonts w:hint="default"/>
+          <w:lang w:val="en-US" w:eastAsia="zh-CN"/>
+        </w:rPr>
+      </w:pPr>
+      <w:r>
+        <w:rPr>
+          <w:rFonts w:hint="default"/>
+          <w:lang w:val="en-US" w:eastAsia="zh-CN"/>
+        </w:rPr>
+        <w:drawing>
+          <wp:inline distT="0" distB="0" distL="114300" distR="114300">
+            <wp:extent cx="5272405" cy="7032625"/>
+            <wp:effectExtent l="0" t="0" r="635" b="8255"/>
+            <wp:docPr id="25" name="图片 25" descr="b7b31486e42fff8a4f96b52a9b486410"/>
+            <wp:cNvGraphicFramePr>
+              <a:graphicFrameLocks xmlns:a="http://schemas.openxmlformats.org/drawingml/2006/main" noChangeAspect="1"/>
+            </wp:cNvGraphicFramePr>
+            <a:graphic xmlns:a="http://schemas.openxmlformats.org/drawingml/2006/main">
+              <a:graphicData uri="http://schemas.openxmlformats.org/drawingml/2006/picture">
+                <pic:pic xmlns:pic="http://schemas.openxmlformats.org/drawingml/2006/picture">
+                  <pic:nvPicPr>
+                    <pic:cNvPr id="25" name="图片 25" descr="b7b31486e42fff8a4f96b52a9b486410"/>
+                    <pic:cNvPicPr>
+                      <a:picLocks noChangeAspect="1"/>
+                    </pic:cNvPicPr>
+                  </pic:nvPicPr>
+                  <pic:blipFill>
+                    <a:blip r:embed="rId28"/>
+                    <a:stretch>
+                      <a:fillRect/>
+                    </a:stretch>
+                  </pic:blipFill>
+                  <pic:spPr>
+                    <a:xfrm>
+                      <a:off x="0" y="0"/>
+                      <a:ext cx="5272405" cy="7032625"/>
+                    </a:xfrm>
+                    <a:prstGeom prst="rect">
+                      <a:avLst/>
+                    </a:prstGeom>
+                  </pic:spPr>
+                </pic:pic>
+              </a:graphicData>
+            </a:graphic>
+          </wp:inline>
+        </w:drawing>
+      </w:r>
+      <w:bookmarkStart w:id="0" w:name="_GoBack"/>
+      <w:bookmarkEnd w:id="0"/>
     </w:p>
     <w:sectPr>
       <w:pgSz w:w="11906" w:h="16838"/>

--- a/practice/subject/english.docx
+++ b/practice/subject/english.docx
@@ -1758,6 +1758,174 @@
                   </pic:nvPicPr>
                   <pic:blipFill>
                     <a:blip r:embed="rId28"/>
+                    <a:stretch>
+                      <a:fillRect/>
+                    </a:stretch>
+                  </pic:blipFill>
+                  <pic:spPr>
+                    <a:xfrm>
+                      <a:off x="0" y="0"/>
+                      <a:ext cx="5272405" cy="7032625"/>
+                    </a:xfrm>
+                    <a:prstGeom prst="rect">
+                      <a:avLst/>
+                    </a:prstGeom>
+                  </pic:spPr>
+                </pic:pic>
+              </a:graphicData>
+            </a:graphic>
+          </wp:inline>
+        </w:drawing>
+      </w:r>
+    </w:p>
+    <w:p>
+      <w:pPr>
+        <w:rPr>
+          <w:rFonts w:hint="eastAsia"/>
+          <w:lang w:val="en-US" w:eastAsia="zh-CN"/>
+        </w:rPr>
+      </w:pPr>
+      <w:r>
+        <w:rPr>
+          <w:rFonts w:hint="eastAsia"/>
+          <w:lang w:val="en-US" w:eastAsia="zh-CN"/>
+        </w:rPr>
+        <w:t>7.28.2026</w:t>
+      </w:r>
+    </w:p>
+    <w:p>
+      <w:pPr>
+        <w:rPr>
+          <w:rFonts w:hint="default"/>
+          <w:lang w:val="en-US" w:eastAsia="zh-CN"/>
+        </w:rPr>
+      </w:pPr>
+      <w:r>
+        <w:rPr>
+          <w:rFonts w:hint="default"/>
+          <w:lang w:val="en-US" w:eastAsia="zh-CN"/>
+        </w:rPr>
+        <w:drawing>
+          <wp:inline distT="0" distB="0" distL="114300" distR="114300">
+            <wp:extent cx="5272405" cy="7032625"/>
+            <wp:effectExtent l="0" t="0" r="635" b="8255"/>
+            <wp:docPr id="26" name="图片 26" descr="00189698f859be2d3dcf96cc9c224144"/>
+            <wp:cNvGraphicFramePr>
+              <a:graphicFrameLocks xmlns:a="http://schemas.openxmlformats.org/drawingml/2006/main" noChangeAspect="1"/>
+            </wp:cNvGraphicFramePr>
+            <a:graphic xmlns:a="http://schemas.openxmlformats.org/drawingml/2006/main">
+              <a:graphicData uri="http://schemas.openxmlformats.org/drawingml/2006/picture">
+                <pic:pic xmlns:pic="http://schemas.openxmlformats.org/drawingml/2006/picture">
+                  <pic:nvPicPr>
+                    <pic:cNvPr id="26" name="图片 26" descr="00189698f859be2d3dcf96cc9c224144"/>
+                    <pic:cNvPicPr>
+                      <a:picLocks noChangeAspect="1"/>
+                    </pic:cNvPicPr>
+                  </pic:nvPicPr>
+                  <pic:blipFill>
+                    <a:blip r:embed="rId29"/>
+                    <a:stretch>
+                      <a:fillRect/>
+                    </a:stretch>
+                  </pic:blipFill>
+                  <pic:spPr>
+                    <a:xfrm>
+                      <a:off x="0" y="0"/>
+                      <a:ext cx="5272405" cy="7032625"/>
+                    </a:xfrm>
+                    <a:prstGeom prst="rect">
+                      <a:avLst/>
+                    </a:prstGeom>
+                  </pic:spPr>
+                </pic:pic>
+              </a:graphicData>
+            </a:graphic>
+          </wp:inline>
+        </w:drawing>
+      </w:r>
+    </w:p>
+    <w:p>
+      <w:pPr>
+        <w:rPr>
+          <w:rFonts w:hint="default"/>
+          <w:lang w:val="en-US" w:eastAsia="zh-CN"/>
+        </w:rPr>
+      </w:pPr>
+      <w:r>
+        <w:rPr>
+          <w:rFonts w:hint="default"/>
+          <w:lang w:val="en-US" w:eastAsia="zh-CN"/>
+        </w:rPr>
+        <w:drawing>
+          <wp:inline distT="0" distB="0" distL="114300" distR="114300">
+            <wp:extent cx="5272405" cy="7032625"/>
+            <wp:effectExtent l="0" t="0" r="635" b="8255"/>
+            <wp:docPr id="27" name="图片 27" descr="6072f1a3cb84f6e5ae1b262201e45010"/>
+            <wp:cNvGraphicFramePr>
+              <a:graphicFrameLocks xmlns:a="http://schemas.openxmlformats.org/drawingml/2006/main" noChangeAspect="1"/>
+            </wp:cNvGraphicFramePr>
+            <a:graphic xmlns:a="http://schemas.openxmlformats.org/drawingml/2006/main">
+              <a:graphicData uri="http://schemas.openxmlformats.org/drawingml/2006/picture">
+                <pic:pic xmlns:pic="http://schemas.openxmlformats.org/drawingml/2006/picture">
+                  <pic:nvPicPr>
+                    <pic:cNvPr id="27" name="图片 27" descr="6072f1a3cb84f6e5ae1b262201e45010"/>
+                    <pic:cNvPicPr>
+                      <a:picLocks noChangeAspect="1"/>
+                    </pic:cNvPicPr>
+                  </pic:nvPicPr>
+                  <pic:blipFill>
+                    <a:blip r:embed="rId30"/>
+                    <a:stretch>
+                      <a:fillRect/>
+                    </a:stretch>
+                  </pic:blipFill>
+                  <pic:spPr>
+                    <a:xfrm>
+                      <a:off x="0" y="0"/>
+                      <a:ext cx="5272405" cy="7032625"/>
+                    </a:xfrm>
+                    <a:prstGeom prst="rect">
+                      <a:avLst/>
+                    </a:prstGeom>
+                  </pic:spPr>
+                </pic:pic>
+              </a:graphicData>
+            </a:graphic>
+          </wp:inline>
+        </w:drawing>
+      </w:r>
+    </w:p>
+    <w:p>
+      <w:pPr>
+        <w:rPr>
+          <w:rFonts w:hint="default"/>
+          <w:lang w:val="en-US" w:eastAsia="zh-CN"/>
+        </w:rPr>
+      </w:pPr>
+      <w:r>
+        <w:rPr>
+          <w:rFonts w:hint="default"/>
+          <w:lang w:val="en-US" w:eastAsia="zh-CN"/>
+        </w:rPr>
+        <w:drawing>
+          <wp:inline distT="0" distB="0" distL="114300" distR="114300">
+            <wp:extent cx="5272405" cy="7032625"/>
+            <wp:effectExtent l="0" t="0" r="635" b="8255"/>
+            <wp:docPr id="28" name="图片 28" descr="3ac9ba051050170462cb527437a888ea"/>
+            <wp:cNvGraphicFramePr>
+              <a:graphicFrameLocks xmlns:a="http://schemas.openxmlformats.org/drawingml/2006/main" noChangeAspect="1"/>
+            </wp:cNvGraphicFramePr>
+            <a:graphic xmlns:a="http://schemas.openxmlformats.org/drawingml/2006/main">
+              <a:graphicData uri="http://schemas.openxmlformats.org/drawingml/2006/picture">
+                <pic:pic xmlns:pic="http://schemas.openxmlformats.org/drawingml/2006/picture">
+                  <pic:nvPicPr>
+                    <pic:cNvPr id="28" name="图片 28" descr="3ac9ba051050170462cb527437a888ea"/>
+                    <pic:cNvPicPr>
+                      <a:picLocks noChangeAspect="1"/>
+                    </pic:cNvPicPr>
+                  </pic:nvPicPr>
+                  <pic:blipFill>
+                    <a:blip r:embed="rId31"/>
                     <a:stretch>
                       <a:fillRect/>
                     </a:stretch>

--- a/practice/subject/english.docx
+++ b/practice/subject/english.docx
@@ -1926,6 +1926,225 @@
                   </pic:nvPicPr>
                   <pic:blipFill>
                     <a:blip r:embed="rId31"/>
+                    <a:stretch>
+                      <a:fillRect/>
+                    </a:stretch>
+                  </pic:blipFill>
+                  <pic:spPr>
+                    <a:xfrm>
+                      <a:off x="0" y="0"/>
+                      <a:ext cx="5272405" cy="7032625"/>
+                    </a:xfrm>
+                    <a:prstGeom prst="rect">
+                      <a:avLst/>
+                    </a:prstGeom>
+                  </pic:spPr>
+                </pic:pic>
+              </a:graphicData>
+            </a:graphic>
+          </wp:inline>
+        </w:drawing>
+      </w:r>
+    </w:p>
+    <w:p>
+      <w:pPr>
+        <w:rPr>
+          <w:rFonts w:hint="eastAsia"/>
+          <w:lang w:val="en-US" w:eastAsia="zh-CN"/>
+        </w:rPr>
+      </w:pPr>
+      <w:r>
+        <w:rPr>
+          <w:rFonts w:hint="eastAsia"/>
+          <w:lang w:val="en-US" w:eastAsia="zh-CN"/>
+        </w:rPr>
+        <w:t>7.29</w:t>
+      </w:r>
+    </w:p>
+    <w:p>
+      <w:pPr>
+        <w:rPr>
+          <w:rFonts w:hint="default"/>
+          <w:lang w:val="en-US" w:eastAsia="zh-CN"/>
+        </w:rPr>
+      </w:pPr>
+      <w:r>
+        <w:rPr>
+          <w:rFonts w:hint="default"/>
+          <w:lang w:val="en-US" w:eastAsia="zh-CN"/>
+        </w:rPr>
+        <w:drawing>
+          <wp:inline distT="0" distB="0" distL="114300" distR="114300">
+            <wp:extent cx="5272405" cy="7032625"/>
+            <wp:effectExtent l="0" t="0" r="635" b="8255"/>
+            <wp:docPr id="29" name="图片 29" descr="1623c4ce9b8372e2c62cab9f852ee73f"/>
+            <wp:cNvGraphicFramePr>
+              <a:graphicFrameLocks xmlns:a="http://schemas.openxmlformats.org/drawingml/2006/main" noChangeAspect="1"/>
+            </wp:cNvGraphicFramePr>
+            <a:graphic xmlns:a="http://schemas.openxmlformats.org/drawingml/2006/main">
+              <a:graphicData uri="http://schemas.openxmlformats.org/drawingml/2006/picture">
+                <pic:pic xmlns:pic="http://schemas.openxmlformats.org/drawingml/2006/picture">
+                  <pic:nvPicPr>
+                    <pic:cNvPr id="29" name="图片 29" descr="1623c4ce9b8372e2c62cab9f852ee73f"/>
+                    <pic:cNvPicPr>
+                      <a:picLocks noChangeAspect="1"/>
+                    </pic:cNvPicPr>
+                  </pic:nvPicPr>
+                  <pic:blipFill>
+                    <a:blip r:embed="rId32"/>
+                    <a:stretch>
+                      <a:fillRect/>
+                    </a:stretch>
+                  </pic:blipFill>
+                  <pic:spPr>
+                    <a:xfrm>
+                      <a:off x="0" y="0"/>
+                      <a:ext cx="5272405" cy="7032625"/>
+                    </a:xfrm>
+                    <a:prstGeom prst="rect">
+                      <a:avLst/>
+                    </a:prstGeom>
+                  </pic:spPr>
+                </pic:pic>
+              </a:graphicData>
+            </a:graphic>
+          </wp:inline>
+        </w:drawing>
+      </w:r>
+    </w:p>
+    <w:p>
+      <w:pPr>
+        <w:rPr>
+          <w:rFonts w:hint="default"/>
+          <w:lang w:val="en-US" w:eastAsia="zh-CN"/>
+        </w:rPr>
+      </w:pPr>
+      <w:r>
+        <w:rPr>
+          <w:rFonts w:hint="default"/>
+          <w:lang w:val="en-US" w:eastAsia="zh-CN"/>
+        </w:rPr>
+        <w:drawing>
+          <wp:inline distT="0" distB="0" distL="114300" distR="114300">
+            <wp:extent cx="5272405" cy="7032625"/>
+            <wp:effectExtent l="0" t="0" r="635" b="8255"/>
+            <wp:docPr id="30" name="图片 30" descr="5bcc368e2bfa024e69751ad0abacf51f"/>
+            <wp:cNvGraphicFramePr>
+              <a:graphicFrameLocks xmlns:a="http://schemas.openxmlformats.org/drawingml/2006/main" noChangeAspect="1"/>
+            </wp:cNvGraphicFramePr>
+            <a:graphic xmlns:a="http://schemas.openxmlformats.org/drawingml/2006/main">
+              <a:graphicData uri="http://schemas.openxmlformats.org/drawingml/2006/picture">
+                <pic:pic xmlns:pic="http://schemas.openxmlformats.org/drawingml/2006/picture">
+                  <pic:nvPicPr>
+                    <pic:cNvPr id="30" name="图片 30" descr="5bcc368e2bfa024e69751ad0abacf51f"/>
+                    <pic:cNvPicPr>
+                      <a:picLocks noChangeAspect="1"/>
+                    </pic:cNvPicPr>
+                  </pic:nvPicPr>
+                  <pic:blipFill>
+                    <a:blip r:embed="rId33"/>
+                    <a:stretch>
+                      <a:fillRect/>
+                    </a:stretch>
+                  </pic:blipFill>
+                  <pic:spPr>
+                    <a:xfrm>
+                      <a:off x="0" y="0"/>
+                      <a:ext cx="5272405" cy="7032625"/>
+                    </a:xfrm>
+                    <a:prstGeom prst="rect">
+                      <a:avLst/>
+                    </a:prstGeom>
+                  </pic:spPr>
+                </pic:pic>
+              </a:graphicData>
+            </a:graphic>
+          </wp:inline>
+        </w:drawing>
+      </w:r>
+    </w:p>
+    <w:p>
+      <w:pPr>
+        <w:rPr>
+          <w:rFonts w:hint="default"/>
+          <w:lang w:val="en-US" w:eastAsia="zh-CN"/>
+        </w:rPr>
+      </w:pPr>
+      <w:r>
+        <w:rPr>
+          <w:rFonts w:hint="default"/>
+          <w:lang w:val="en-US" w:eastAsia="zh-CN"/>
+        </w:rPr>
+        <w:drawing>
+          <wp:inline distT="0" distB="0" distL="114300" distR="114300">
+            <wp:extent cx="5272405" cy="7032625"/>
+            <wp:effectExtent l="0" t="0" r="635" b="8255"/>
+            <wp:docPr id="31" name="图片 31" descr="974b75b482d89c6131ec824a79e96e0a"/>
+            <wp:cNvGraphicFramePr>
+              <a:graphicFrameLocks xmlns:a="http://schemas.openxmlformats.org/drawingml/2006/main" noChangeAspect="1"/>
+            </wp:cNvGraphicFramePr>
+            <a:graphic xmlns:a="http://schemas.openxmlformats.org/drawingml/2006/main">
+              <a:graphicData uri="http://schemas.openxmlformats.org/drawingml/2006/picture">
+                <pic:pic xmlns:pic="http://schemas.openxmlformats.org/drawingml/2006/picture">
+                  <pic:nvPicPr>
+                    <pic:cNvPr id="31" name="图片 31" descr="974b75b482d89c6131ec824a79e96e0a"/>
+                    <pic:cNvPicPr>
+                      <a:picLocks noChangeAspect="1"/>
+                    </pic:cNvPicPr>
+                  </pic:nvPicPr>
+                  <pic:blipFill>
+                    <a:blip r:embed="rId34"/>
+                    <a:stretch>
+                      <a:fillRect/>
+                    </a:stretch>
+                  </pic:blipFill>
+                  <pic:spPr>
+                    <a:xfrm>
+                      <a:off x="0" y="0"/>
+                      <a:ext cx="5272405" cy="7032625"/>
+                    </a:xfrm>
+                    <a:prstGeom prst="rect">
+                      <a:avLst/>
+                    </a:prstGeom>
+                  </pic:spPr>
+                </pic:pic>
+              </a:graphicData>
+            </a:graphic>
+          </wp:inline>
+        </w:drawing>
+      </w:r>
+    </w:p>
+    <w:p>
+      <w:pPr>
+        <w:rPr>
+          <w:rFonts w:hint="default"/>
+          <w:lang w:val="en-US" w:eastAsia="zh-CN"/>
+        </w:rPr>
+      </w:pPr>
+      <w:r>
+        <w:rPr>
+          <w:rFonts w:hint="default"/>
+          <w:lang w:val="en-US" w:eastAsia="zh-CN"/>
+        </w:rPr>
+        <w:drawing>
+          <wp:inline distT="0" distB="0" distL="114300" distR="114300">
+            <wp:extent cx="5272405" cy="7032625"/>
+            <wp:effectExtent l="0" t="0" r="635" b="8255"/>
+            <wp:docPr id="32" name="图片 32" descr="ddb775d22f3a85efff2febc7f1fb26b8"/>
+            <wp:cNvGraphicFramePr>
+              <a:graphicFrameLocks xmlns:a="http://schemas.openxmlformats.org/drawingml/2006/main" noChangeAspect="1"/>
+            </wp:cNvGraphicFramePr>
+            <a:graphic xmlns:a="http://schemas.openxmlformats.org/drawingml/2006/main">
+              <a:graphicData uri="http://schemas.openxmlformats.org/drawingml/2006/picture">
+                <pic:pic xmlns:pic="http://schemas.openxmlformats.org/drawingml/2006/picture">
+                  <pic:nvPicPr>
+                    <pic:cNvPr id="32" name="图片 32" descr="ddb775d22f3a85efff2febc7f1fb26b8"/>
+                    <pic:cNvPicPr>
+                      <a:picLocks noChangeAspect="1"/>
+                    </pic:cNvPicPr>
+                  </pic:nvPicPr>
+                  <pic:blipFill>
+                    <a:blip r:embed="rId35"/>
                     <a:stretch>
                       <a:fillRect/>
                     </a:stretch>

--- a/practice/subject/english.docx
+++ b/practice/subject/english.docx
@@ -2145,6 +2145,123 @@
                   </pic:nvPicPr>
                   <pic:blipFill>
                     <a:blip r:embed="rId35"/>
+                    <a:stretch>
+                      <a:fillRect/>
+                    </a:stretch>
+                  </pic:blipFill>
+                  <pic:spPr>
+                    <a:xfrm>
+                      <a:off x="0" y="0"/>
+                      <a:ext cx="5272405" cy="7032625"/>
+                    </a:xfrm>
+                    <a:prstGeom prst="rect">
+                      <a:avLst/>
+                    </a:prstGeom>
+                  </pic:spPr>
+                </pic:pic>
+              </a:graphicData>
+            </a:graphic>
+          </wp:inline>
+        </w:drawing>
+      </w:r>
+    </w:p>
+    <w:p>
+      <w:pPr>
+        <w:rPr>
+          <w:rFonts w:hint="eastAsia"/>
+          <w:lang w:val="en-US" w:eastAsia="zh-CN"/>
+        </w:rPr>
+      </w:pPr>
+      <w:r>
+        <w:rPr>
+          <w:rFonts w:hint="eastAsia"/>
+          <w:lang w:val="en-US" w:eastAsia="zh-CN"/>
+        </w:rPr>
+        <w:t>7.30.2026</w:t>
+      </w:r>
+    </w:p>
+    <w:p>
+      <w:pPr>
+        <w:rPr>
+          <w:rFonts w:hint="default"/>
+          <w:lang w:val="en-US" w:eastAsia="zh-CN"/>
+        </w:rPr>
+      </w:pPr>
+      <w:r>
+        <w:rPr>
+          <w:rFonts w:hint="default"/>
+          <w:lang w:val="en-US" w:eastAsia="zh-CN"/>
+        </w:rPr>
+        <w:drawing>
+          <wp:inline distT="0" distB="0" distL="114300" distR="114300">
+            <wp:extent cx="5272405" cy="7032625"/>
+            <wp:effectExtent l="0" t="0" r="635" b="8255"/>
+            <wp:docPr id="33" name="图片 33" descr="f8366b25917edb2b73c337d743d87373"/>
+            <wp:cNvGraphicFramePr>
+              <a:graphicFrameLocks xmlns:a="http://schemas.openxmlformats.org/drawingml/2006/main" noChangeAspect="1"/>
+            </wp:cNvGraphicFramePr>
+            <a:graphic xmlns:a="http://schemas.openxmlformats.org/drawingml/2006/main">
+              <a:graphicData uri="http://schemas.openxmlformats.org/drawingml/2006/picture">
+                <pic:pic xmlns:pic="http://schemas.openxmlformats.org/drawingml/2006/picture">
+                  <pic:nvPicPr>
+                    <pic:cNvPr id="33" name="图片 33" descr="f8366b25917edb2b73c337d743d87373"/>
+                    <pic:cNvPicPr>
+                      <a:picLocks noChangeAspect="1"/>
+                    </pic:cNvPicPr>
+                  </pic:nvPicPr>
+                  <pic:blipFill>
+                    <a:blip r:embed="rId36"/>
+                    <a:stretch>
+                      <a:fillRect/>
+                    </a:stretch>
+                  </pic:blipFill>
+                  <pic:spPr>
+                    <a:xfrm>
+                      <a:off x="0" y="0"/>
+                      <a:ext cx="5272405" cy="7032625"/>
+                    </a:xfrm>
+                    <a:prstGeom prst="rect">
+                      <a:avLst/>
+                    </a:prstGeom>
+                  </pic:spPr>
+                </pic:pic>
+              </a:graphicData>
+            </a:graphic>
+          </wp:inline>
+        </w:drawing>
+      </w:r>
+    </w:p>
+    <w:p>
+      <w:pPr>
+        <w:rPr>
+          <w:rFonts w:hint="default"/>
+          <w:lang w:val="en-US" w:eastAsia="zh-CN"/>
+        </w:rPr>
+      </w:pPr>
+      <w:r>
+        <w:rPr>
+          <w:rFonts w:hint="default"/>
+          <w:lang w:val="en-US" w:eastAsia="zh-CN"/>
+        </w:rPr>
+        <w:drawing>
+          <wp:inline distT="0" distB="0" distL="114300" distR="114300">
+            <wp:extent cx="5272405" cy="7032625"/>
+            <wp:effectExtent l="0" t="0" r="635" b="8255"/>
+            <wp:docPr id="34" name="图片 34" descr="ee92c754977fa20d43e630f15260414b"/>
+            <wp:cNvGraphicFramePr>
+              <a:graphicFrameLocks xmlns:a="http://schemas.openxmlformats.org/drawingml/2006/main" noChangeAspect="1"/>
+            </wp:cNvGraphicFramePr>
+            <a:graphic xmlns:a="http://schemas.openxmlformats.org/drawingml/2006/main">
+              <a:graphicData uri="http://schemas.openxmlformats.org/drawingml/2006/picture">
+                <pic:pic xmlns:pic="http://schemas.openxmlformats.org/drawingml/2006/picture">
+                  <pic:nvPicPr>
+                    <pic:cNvPr id="34" name="图片 34" descr="ee92c754977fa20d43e630f15260414b"/>
+                    <pic:cNvPicPr>
+                      <a:picLocks noChangeAspect="1"/>
+                    </pic:cNvPicPr>
+                  </pic:nvPicPr>
+                  <pic:blipFill>
+                    <a:blip r:embed="rId37"/>
                     <a:stretch>
                       <a:fillRect/>
                     </a:stretch>

--- a/practice/subject/english.docx
+++ b/practice/subject/english.docx
@@ -2270,6 +2270,233 @@
                     <a:xfrm>
                       <a:off x="0" y="0"/>
                       <a:ext cx="5272405" cy="7032625"/>
+                    </a:xfrm>
+                    <a:prstGeom prst="rect">
+                      <a:avLst/>
+                    </a:prstGeom>
+                  </pic:spPr>
+                </pic:pic>
+              </a:graphicData>
+            </a:graphic>
+          </wp:inline>
+        </w:drawing>
+      </w:r>
+    </w:p>
+    <w:p>
+      <w:pPr>
+        <w:rPr>
+          <w:rFonts w:hint="eastAsia"/>
+          <w:lang w:val="en-US" w:eastAsia="zh-CN"/>
+        </w:rPr>
+      </w:pPr>
+      <w:r>
+        <w:rPr>
+          <w:rFonts w:hint="eastAsia"/>
+          <w:lang w:val="en-US" w:eastAsia="zh-CN"/>
+        </w:rPr>
+        <w:t>7.31.2026</w:t>
+      </w:r>
+    </w:p>
+    <w:p>
+      <w:pPr>
+        <w:rPr>
+          <w:rFonts w:hint="default"/>
+          <w:lang w:val="en-US" w:eastAsia="zh-CN"/>
+        </w:rPr>
+      </w:pPr>
+      <w:r>
+        <w:rPr>
+          <w:rFonts w:hint="default"/>
+          <w:lang w:val="en-US" w:eastAsia="zh-CN"/>
+        </w:rPr>
+        <w:drawing>
+          <wp:inline distT="0" distB="0" distL="114300" distR="114300">
+            <wp:extent cx="5272405" cy="7032625"/>
+            <wp:effectExtent l="0" t="0" r="635" b="8255"/>
+            <wp:docPr id="35" name="图片 35" descr="cd2e0dd21b809f0f924794e1ff10abce"/>
+            <wp:cNvGraphicFramePr>
+              <a:graphicFrameLocks xmlns:a="http://schemas.openxmlformats.org/drawingml/2006/main" noChangeAspect="1"/>
+            </wp:cNvGraphicFramePr>
+            <a:graphic xmlns:a="http://schemas.openxmlformats.org/drawingml/2006/main">
+              <a:graphicData uri="http://schemas.openxmlformats.org/drawingml/2006/picture">
+                <pic:pic xmlns:pic="http://schemas.openxmlformats.org/drawingml/2006/picture">
+                  <pic:nvPicPr>
+                    <pic:cNvPr id="35" name="图片 35" descr="cd2e0dd21b809f0f924794e1ff10abce"/>
+                    <pic:cNvPicPr>
+                      <a:picLocks noChangeAspect="1"/>
+                    </pic:cNvPicPr>
+                  </pic:nvPicPr>
+                  <pic:blipFill>
+                    <a:blip r:embed="rId38"/>
+                    <a:stretch>
+                      <a:fillRect/>
+                    </a:stretch>
+                  </pic:blipFill>
+                  <pic:spPr>
+                    <a:xfrm>
+                      <a:off x="0" y="0"/>
+                      <a:ext cx="5272405" cy="7032625"/>
+                    </a:xfrm>
+                    <a:prstGeom prst="rect">
+                      <a:avLst/>
+                    </a:prstGeom>
+                  </pic:spPr>
+                </pic:pic>
+              </a:graphicData>
+            </a:graphic>
+          </wp:inline>
+        </w:drawing>
+      </w:r>
+    </w:p>
+    <w:p>
+      <w:pPr>
+        <w:rPr>
+          <w:rFonts w:hint="default"/>
+          <w:lang w:val="en-US" w:eastAsia="zh-CN"/>
+        </w:rPr>
+      </w:pPr>
+      <w:r>
+        <w:rPr>
+          <w:rFonts w:hint="default"/>
+          <w:lang w:val="en-US" w:eastAsia="zh-CN"/>
+        </w:rPr>
+        <w:drawing>
+          <wp:inline distT="0" distB="0" distL="114300" distR="114300">
+            <wp:extent cx="5264785" cy="3947160"/>
+            <wp:effectExtent l="0" t="0" r="0" b="8255"/>
+            <wp:docPr id="36" name="图片 36" descr="c4d2525cd3cee6490e1537e826bcab7b"/>
+            <wp:cNvGraphicFramePr>
+              <a:graphicFrameLocks xmlns:a="http://schemas.openxmlformats.org/drawingml/2006/main" noChangeAspect="1"/>
+            </wp:cNvGraphicFramePr>
+            <a:graphic xmlns:a="http://schemas.openxmlformats.org/drawingml/2006/main">
+              <a:graphicData uri="http://schemas.openxmlformats.org/drawingml/2006/picture">
+                <pic:pic xmlns:pic="http://schemas.openxmlformats.org/drawingml/2006/picture">
+                  <pic:nvPicPr>
+                    <pic:cNvPr id="36" name="图片 36" descr="c4d2525cd3cee6490e1537e826bcab7b"/>
+                    <pic:cNvPicPr>
+                      <a:picLocks noChangeAspect="1"/>
+                    </pic:cNvPicPr>
+                  </pic:nvPicPr>
+                  <pic:blipFill>
+                    <a:blip r:embed="rId39"/>
+                    <a:stretch>
+                      <a:fillRect/>
+                    </a:stretch>
+                  </pic:blipFill>
+                  <pic:spPr>
+                    <a:xfrm rot="16200000">
+                      <a:off x="0" y="0"/>
+                      <a:ext cx="5264785" cy="3947160"/>
+                    </a:xfrm>
+                    <a:prstGeom prst="rect">
+                      <a:avLst/>
+                    </a:prstGeom>
+                  </pic:spPr>
+                </pic:pic>
+              </a:graphicData>
+            </a:graphic>
+          </wp:inline>
+        </w:drawing>
+      </w:r>
+    </w:p>
+    <w:p>
+      <w:pPr>
+        <w:rPr>
+          <w:rFonts w:hint="default"/>
+          <w:lang w:val="en-US" w:eastAsia="zh-CN"/>
+        </w:rPr>
+      </w:pPr>
+      <w:r>
+        <w:rPr>
+          <w:rFonts w:hint="default"/>
+          <w:lang w:val="en-US" w:eastAsia="zh-CN"/>
+        </w:rPr>
+        <w:drawing>
+          <wp:inline distT="0" distB="0" distL="114300" distR="114300">
+            <wp:extent cx="5264785" cy="3947160"/>
+            <wp:effectExtent l="0" t="0" r="0" b="8255"/>
+            <wp:docPr id="37" name="图片 37" descr="be423e4d5e385910ed474d584c0b0a54"/>
+            <wp:cNvGraphicFramePr>
+              <a:graphicFrameLocks xmlns:a="http://schemas.openxmlformats.org/drawingml/2006/main" noChangeAspect="1"/>
+            </wp:cNvGraphicFramePr>
+            <a:graphic xmlns:a="http://schemas.openxmlformats.org/drawingml/2006/main">
+              <a:graphicData uri="http://schemas.openxmlformats.org/drawingml/2006/picture">
+                <pic:pic xmlns:pic="http://schemas.openxmlformats.org/drawingml/2006/picture">
+                  <pic:nvPicPr>
+                    <pic:cNvPr id="37" name="图片 37" descr="be423e4d5e385910ed474d584c0b0a54"/>
+                    <pic:cNvPicPr>
+                      <a:picLocks noChangeAspect="1"/>
+                    </pic:cNvPicPr>
+                  </pic:nvPicPr>
+                  <pic:blipFill>
+                    <a:blip r:embed="rId40"/>
+                    <a:stretch>
+                      <a:fillRect/>
+                    </a:stretch>
+                  </pic:blipFill>
+                  <pic:spPr>
+                    <a:xfrm rot="16200000">
+                      <a:off x="0" y="0"/>
+                      <a:ext cx="5264785" cy="3947160"/>
+                    </a:xfrm>
+                    <a:prstGeom prst="rect">
+                      <a:avLst/>
+                    </a:prstGeom>
+                  </pic:spPr>
+                </pic:pic>
+              </a:graphicData>
+            </a:graphic>
+          </wp:inline>
+        </w:drawing>
+      </w:r>
+    </w:p>
+    <w:p>
+      <w:pPr>
+        <w:rPr>
+          <w:rFonts w:hint="default"/>
+          <w:lang w:val="en-US" w:eastAsia="zh-CN"/>
+        </w:rPr>
+      </w:pPr>
+    </w:p>
+    <w:p>
+      <w:pPr>
+        <w:rPr>
+          <w:rFonts w:hint="default"/>
+          <w:lang w:val="en-US" w:eastAsia="zh-CN"/>
+        </w:rPr>
+      </w:pPr>
+      <w:r>
+        <w:rPr>
+          <w:rFonts w:hint="default"/>
+          <w:lang w:val="en-US" w:eastAsia="zh-CN"/>
+        </w:rPr>
+        <w:drawing>
+          <wp:inline distT="0" distB="0" distL="114300" distR="114300">
+            <wp:extent cx="5264785" cy="3947160"/>
+            <wp:effectExtent l="0" t="0" r="0" b="8255"/>
+            <wp:docPr id="38" name="图片 38" descr="65189049ad11d6c1b1896849d7fa9697"/>
+            <wp:cNvGraphicFramePr>
+              <a:graphicFrameLocks xmlns:a="http://schemas.openxmlformats.org/drawingml/2006/main" noChangeAspect="1"/>
+            </wp:cNvGraphicFramePr>
+            <a:graphic xmlns:a="http://schemas.openxmlformats.org/drawingml/2006/main">
+              <a:graphicData uri="http://schemas.openxmlformats.org/drawingml/2006/picture">
+                <pic:pic xmlns:pic="http://schemas.openxmlformats.org/drawingml/2006/picture">
+                  <pic:nvPicPr>
+                    <pic:cNvPr id="38" name="图片 38" descr="65189049ad11d6c1b1896849d7fa9697"/>
+                    <pic:cNvPicPr>
+                      <a:picLocks noChangeAspect="1"/>
+                    </pic:cNvPicPr>
+                  </pic:nvPicPr>
+                  <pic:blipFill>
+                    <a:blip r:embed="rId41"/>
+                    <a:stretch>
+                      <a:fillRect/>
+                    </a:stretch>
+                  </pic:blipFill>
+                  <pic:spPr>
+                    <a:xfrm rot="16200000">
+                      <a:off x="0" y="0"/>
+                      <a:ext cx="5264785" cy="3947160"/>
                     </a:xfrm>
                     <a:prstGeom prst="rect">
                       <a:avLst/>
@@ -2370,7 +2597,7 @@
     <w:lsdException w:qFormat="1" w:unhideWhenUsed="0" w:uiPriority="0" w:semiHidden="0" w:name="Title"/>
     <w:lsdException w:unhideWhenUsed="0" w:uiPriority="0" w:semiHidden="0" w:name="Closing"/>
     <w:lsdException w:unhideWhenUsed="0" w:uiPriority="0" w:semiHidden="0" w:name="Signature"/>
-    <w:lsdException w:unhideWhenUsed="0" w:uiPriority="0" w:name="Default Paragraph Font"/>
+    <w:lsdException w:qFormat="1" w:unhideWhenUsed="0" w:uiPriority="0" w:name="Default Paragraph Font"/>
     <w:lsdException w:unhideWhenUsed="0" w:uiPriority="0" w:semiHidden="0" w:name="Body Text"/>
     <w:lsdException w:unhideWhenUsed="0" w:uiPriority="0" w:semiHidden="0" w:name="Body Text Indent"/>
     <w:lsdException w:unhideWhenUsed="0" w:uiPriority="0" w:semiHidden="0" w:name="List Continue"/>
@@ -2573,6 +2800,7 @@
   <w:style w:type="character" w:default="1" w:styleId="3">
     <w:name w:val="Default Paragraph Font"/>
     <w:semiHidden/>
+    <w:qFormat/>
     <w:uiPriority w:val="0"/>
   </w:style>
   <w:style w:type="table" w:default="1" w:styleId="2">

--- a/practice/subject/english.docx
+++ b/practice/subject/english.docx
@@ -2497,6 +2497,123 @@
                     <a:xfrm rot="16200000">
                       <a:off x="0" y="0"/>
                       <a:ext cx="5264785" cy="3947160"/>
+                    </a:xfrm>
+                    <a:prstGeom prst="rect">
+                      <a:avLst/>
+                    </a:prstGeom>
+                  </pic:spPr>
+                </pic:pic>
+              </a:graphicData>
+            </a:graphic>
+          </wp:inline>
+        </w:drawing>
+      </w:r>
+    </w:p>
+    <w:p>
+      <w:pPr>
+        <w:rPr>
+          <w:rFonts w:hint="eastAsia"/>
+          <w:lang w:val="en-US" w:eastAsia="zh-CN"/>
+        </w:rPr>
+      </w:pPr>
+      <w:r>
+        <w:rPr>
+          <w:rFonts w:hint="eastAsia"/>
+          <w:lang w:val="en-US" w:eastAsia="zh-CN"/>
+        </w:rPr>
+        <w:t>8.1</w:t>
+      </w:r>
+    </w:p>
+    <w:p>
+      <w:pPr>
+        <w:rPr>
+          <w:rFonts w:hint="default"/>
+          <w:lang w:val="en-US" w:eastAsia="zh-CN"/>
+        </w:rPr>
+      </w:pPr>
+      <w:r>
+        <w:rPr>
+          <w:rFonts w:hint="default"/>
+          <w:lang w:val="en-US" w:eastAsia="zh-CN"/>
+        </w:rPr>
+        <w:drawing>
+          <wp:inline distT="0" distB="0" distL="114300" distR="114300">
+            <wp:extent cx="5272405" cy="7032625"/>
+            <wp:effectExtent l="0" t="0" r="635" b="8255"/>
+            <wp:docPr id="39" name="图片 39" descr="e931e457aa2dda39d4a64869f415ef0e"/>
+            <wp:cNvGraphicFramePr>
+              <a:graphicFrameLocks xmlns:a="http://schemas.openxmlformats.org/drawingml/2006/main" noChangeAspect="1"/>
+            </wp:cNvGraphicFramePr>
+            <a:graphic xmlns:a="http://schemas.openxmlformats.org/drawingml/2006/main">
+              <a:graphicData uri="http://schemas.openxmlformats.org/drawingml/2006/picture">
+                <pic:pic xmlns:pic="http://schemas.openxmlformats.org/drawingml/2006/picture">
+                  <pic:nvPicPr>
+                    <pic:cNvPr id="39" name="图片 39" descr="e931e457aa2dda39d4a64869f415ef0e"/>
+                    <pic:cNvPicPr>
+                      <a:picLocks noChangeAspect="1"/>
+                    </pic:cNvPicPr>
+                  </pic:nvPicPr>
+                  <pic:blipFill>
+                    <a:blip r:embed="rId42"/>
+                    <a:stretch>
+                      <a:fillRect/>
+                    </a:stretch>
+                  </pic:blipFill>
+                  <pic:spPr>
+                    <a:xfrm>
+                      <a:off x="0" y="0"/>
+                      <a:ext cx="5272405" cy="7032625"/>
+                    </a:xfrm>
+                    <a:prstGeom prst="rect">
+                      <a:avLst/>
+                    </a:prstGeom>
+                  </pic:spPr>
+                </pic:pic>
+              </a:graphicData>
+            </a:graphic>
+          </wp:inline>
+        </w:drawing>
+      </w:r>
+    </w:p>
+    <w:p>
+      <w:pPr>
+        <w:rPr>
+          <w:rFonts w:hint="default"/>
+          <w:lang w:val="en-US" w:eastAsia="zh-CN"/>
+        </w:rPr>
+      </w:pPr>
+      <w:r>
+        <w:rPr>
+          <w:rFonts w:hint="default"/>
+          <w:lang w:val="en-US" w:eastAsia="zh-CN"/>
+        </w:rPr>
+        <w:drawing>
+          <wp:inline distT="0" distB="0" distL="114300" distR="114300">
+            <wp:extent cx="5272405" cy="7032625"/>
+            <wp:effectExtent l="0" t="0" r="635" b="8255"/>
+            <wp:docPr id="40" name="图片 40" descr="fa990a3b9b8a4a5ae43f462112653fe6"/>
+            <wp:cNvGraphicFramePr>
+              <a:graphicFrameLocks xmlns:a="http://schemas.openxmlformats.org/drawingml/2006/main" noChangeAspect="1"/>
+            </wp:cNvGraphicFramePr>
+            <a:graphic xmlns:a="http://schemas.openxmlformats.org/drawingml/2006/main">
+              <a:graphicData uri="http://schemas.openxmlformats.org/drawingml/2006/picture">
+                <pic:pic xmlns:pic="http://schemas.openxmlformats.org/drawingml/2006/picture">
+                  <pic:nvPicPr>
+                    <pic:cNvPr id="40" name="图片 40" descr="fa990a3b9b8a4a5ae43f462112653fe6"/>
+                    <pic:cNvPicPr>
+                      <a:picLocks noChangeAspect="1"/>
+                    </pic:cNvPicPr>
+                  </pic:nvPicPr>
+                  <pic:blipFill>
+                    <a:blip r:embed="rId43"/>
+                    <a:stretch>
+                      <a:fillRect/>
+                    </a:stretch>
+                  </pic:blipFill>
+                  <pic:spPr>
+                    <a:xfrm>
+                      <a:off x="0" y="0"/>
+                      <a:ext cx="5272405" cy="7032625"/>
                     </a:xfrm>
                     <a:prstGeom prst="rect">
                       <a:avLst/>

--- a/practice/subject/english.docx
+++ b/practice/subject/english.docx
@@ -2606,6 +2606,72 @@
                   </pic:nvPicPr>
                   <pic:blipFill>
                     <a:blip r:embed="rId43"/>
+                    <a:stretch>
+                      <a:fillRect/>
+                    </a:stretch>
+                  </pic:blipFill>
+                  <pic:spPr>
+                    <a:xfrm>
+                      <a:off x="0" y="0"/>
+                      <a:ext cx="5272405" cy="7032625"/>
+                    </a:xfrm>
+                    <a:prstGeom prst="rect">
+                      <a:avLst/>
+                    </a:prstGeom>
+                  </pic:spPr>
+                </pic:pic>
+              </a:graphicData>
+            </a:graphic>
+          </wp:inline>
+        </w:drawing>
+      </w:r>
+    </w:p>
+    <w:p>
+      <w:pPr>
+        <w:rPr>
+          <w:rFonts w:hint="eastAsia"/>
+          <w:lang w:val="en-US" w:eastAsia="zh-CN"/>
+        </w:rPr>
+      </w:pPr>
+      <w:r>
+        <w:rPr>
+          <w:rFonts w:hint="eastAsia"/>
+          <w:lang w:val="en-US" w:eastAsia="zh-CN"/>
+        </w:rPr>
+        <w:t>8.2</w:t>
+      </w:r>
+    </w:p>
+    <w:p>
+      <w:pPr>
+        <w:rPr>
+          <w:rFonts w:hint="default"/>
+          <w:lang w:val="en-US" w:eastAsia="zh-CN"/>
+        </w:rPr>
+      </w:pPr>
+      <w:r>
+        <w:rPr>
+          <w:rFonts w:hint="default"/>
+          <w:lang w:val="en-US" w:eastAsia="zh-CN"/>
+        </w:rPr>
+        <w:drawing>
+          <wp:inline distT="0" distB="0" distL="114300" distR="114300">
+            <wp:extent cx="5272405" cy="7032625"/>
+            <wp:effectExtent l="0" t="0" r="635" b="8255"/>
+            <wp:docPr id="41" name="图片 41" descr="fecb0627d2bbe8a7426bfbf4589e38ed"/>
+            <wp:cNvGraphicFramePr>
+              <a:graphicFrameLocks xmlns:a="http://schemas.openxmlformats.org/drawingml/2006/main" noChangeAspect="1"/>
+            </wp:cNvGraphicFramePr>
+            <a:graphic xmlns:a="http://schemas.openxmlformats.org/drawingml/2006/main">
+              <a:graphicData uri="http://schemas.openxmlformats.org/drawingml/2006/picture">
+                <pic:pic xmlns:pic="http://schemas.openxmlformats.org/drawingml/2006/picture">
+                  <pic:nvPicPr>
+                    <pic:cNvPr id="41" name="图片 41" descr="fecb0627d2bbe8a7426bfbf4589e38ed"/>
+                    <pic:cNvPicPr>
+                      <a:picLocks noChangeAspect="1"/>
+                    </pic:cNvPicPr>
+                  </pic:nvPicPr>
+                  <pic:blipFill>
+                    <a:blip r:embed="rId44"/>
                     <a:stretch>
                       <a:fillRect/>
                     </a:stretch>

--- a/practice/subject/english.docx
+++ b/practice/subject/english.docx
@@ -2672,6 +2672,123 @@
                   </pic:nvPicPr>
                   <pic:blipFill>
                     <a:blip r:embed="rId44"/>
+                    <a:stretch>
+                      <a:fillRect/>
+                    </a:stretch>
+                  </pic:blipFill>
+                  <pic:spPr>
+                    <a:xfrm>
+                      <a:off x="0" y="0"/>
+                      <a:ext cx="5272405" cy="7032625"/>
+                    </a:xfrm>
+                    <a:prstGeom prst="rect">
+                      <a:avLst/>
+                    </a:prstGeom>
+                  </pic:spPr>
+                </pic:pic>
+              </a:graphicData>
+            </a:graphic>
+          </wp:inline>
+        </w:drawing>
+      </w:r>
+    </w:p>
+    <w:p>
+      <w:pPr>
+        <w:rPr>
+          <w:rFonts w:hint="eastAsia"/>
+          <w:lang w:val="en-US" w:eastAsia="zh-CN"/>
+        </w:rPr>
+      </w:pPr>
+      <w:r>
+        <w:rPr>
+          <w:rFonts w:hint="eastAsia"/>
+          <w:lang w:val="en-US" w:eastAsia="zh-CN"/>
+        </w:rPr>
+        <w:t>8.3</w:t>
+      </w:r>
+    </w:p>
+    <w:p>
+      <w:pPr>
+        <w:rPr>
+          <w:rFonts w:hint="default"/>
+          <w:lang w:val="en-US" w:eastAsia="zh-CN"/>
+        </w:rPr>
+      </w:pPr>
+      <w:r>
+        <w:rPr>
+          <w:rFonts w:hint="default"/>
+          <w:lang w:val="en-US" w:eastAsia="zh-CN"/>
+        </w:rPr>
+        <w:drawing>
+          <wp:inline distT="0" distB="0" distL="114300" distR="114300">
+            <wp:extent cx="5272405" cy="7032625"/>
+            <wp:effectExtent l="0" t="0" r="635" b="8255"/>
+            <wp:docPr id="42" name="图片 42" descr="a1ad02ebc8d7556b1b3ff720365da30f"/>
+            <wp:cNvGraphicFramePr>
+              <a:graphicFrameLocks xmlns:a="http://schemas.openxmlformats.org/drawingml/2006/main" noChangeAspect="1"/>
+            </wp:cNvGraphicFramePr>
+            <a:graphic xmlns:a="http://schemas.openxmlformats.org/drawingml/2006/main">
+              <a:graphicData uri="http://schemas.openxmlformats.org/drawingml/2006/picture">
+                <pic:pic xmlns:pic="http://schemas.openxmlformats.org/drawingml/2006/picture">
+                  <pic:nvPicPr>
+                    <pic:cNvPr id="42" name="图片 42" descr="a1ad02ebc8d7556b1b3ff720365da30f"/>
+                    <pic:cNvPicPr>
+                      <a:picLocks noChangeAspect="1"/>
+                    </pic:cNvPicPr>
+                  </pic:nvPicPr>
+                  <pic:blipFill>
+                    <a:blip r:embed="rId45"/>
+                    <a:stretch>
+                      <a:fillRect/>
+                    </a:stretch>
+                  </pic:blipFill>
+                  <pic:spPr>
+                    <a:xfrm>
+                      <a:off x="0" y="0"/>
+                      <a:ext cx="5272405" cy="7032625"/>
+                    </a:xfrm>
+                    <a:prstGeom prst="rect">
+                      <a:avLst/>
+                    </a:prstGeom>
+                  </pic:spPr>
+                </pic:pic>
+              </a:graphicData>
+            </a:graphic>
+          </wp:inline>
+        </w:drawing>
+      </w:r>
+    </w:p>
+    <w:p>
+      <w:pPr>
+        <w:rPr>
+          <w:rFonts w:hint="default"/>
+          <w:lang w:val="en-US" w:eastAsia="zh-CN"/>
+        </w:rPr>
+      </w:pPr>
+      <w:r>
+        <w:rPr>
+          <w:rFonts w:hint="default"/>
+          <w:lang w:val="en-US" w:eastAsia="zh-CN"/>
+        </w:rPr>
+        <w:drawing>
+          <wp:inline distT="0" distB="0" distL="114300" distR="114300">
+            <wp:extent cx="5272405" cy="7032625"/>
+            <wp:effectExtent l="0" t="0" r="635" b="8255"/>
+            <wp:docPr id="43" name="图片 43" descr="bc62b69dcc515311002430a6e09461b8"/>
+            <wp:cNvGraphicFramePr>
+              <a:graphicFrameLocks xmlns:a="http://schemas.openxmlformats.org/drawingml/2006/main" noChangeAspect="1"/>
+            </wp:cNvGraphicFramePr>
+            <a:graphic xmlns:a="http://schemas.openxmlformats.org/drawingml/2006/main">
+              <a:graphicData uri="http://schemas.openxmlformats.org/drawingml/2006/picture">
+                <pic:pic xmlns:pic="http://schemas.openxmlformats.org/drawingml/2006/picture">
+                  <pic:nvPicPr>
+                    <pic:cNvPr id="43" name="图片 43" descr="bc62b69dcc515311002430a6e09461b8"/>
+                    <pic:cNvPicPr>
+                      <a:picLocks noChangeAspect="1"/>
+                    </pic:cNvPicPr>
+                  </pic:nvPicPr>
+                  <pic:blipFill>
+                    <a:blip r:embed="rId46"/>
                     <a:stretch>
                       <a:fillRect/>
                     </a:stretch>

--- a/practice/subject/english.docx
+++ b/practice/subject/english.docx
@@ -2808,7 +2808,124 @@
           </wp:inline>
         </w:drawing>
       </w:r>
+    </w:p>
+    <w:p>
+      <w:pPr>
+        <w:rPr>
+          <w:rFonts w:hint="eastAsia"/>
+          <w:lang w:val="en-US" w:eastAsia="zh-CN"/>
+        </w:rPr>
+      </w:pPr>
+      <w:r>
+        <w:rPr>
+          <w:rFonts w:hint="eastAsia"/>
+          <w:lang w:val="en-US" w:eastAsia="zh-CN"/>
+        </w:rPr>
+        <w:t>8.4</w:t>
+      </w:r>
+    </w:p>
+    <w:p>
+      <w:pPr>
+        <w:rPr>
+          <w:rFonts w:hint="default"/>
+          <w:lang w:val="en-US" w:eastAsia="zh-CN"/>
+        </w:rPr>
+      </w:pPr>
+      <w:r>
+        <w:rPr>
+          <w:rFonts w:hint="default"/>
+          <w:lang w:val="en-US" w:eastAsia="zh-CN"/>
+        </w:rPr>
+        <w:drawing>
+          <wp:inline distT="0" distB="0" distL="114300" distR="114300">
+            <wp:extent cx="5272405" cy="7032625"/>
+            <wp:effectExtent l="0" t="0" r="635" b="8255"/>
+            <wp:docPr id="44" name="图片 44" descr="3cda3ea4c6f3c88541daa60ea9f3fe40"/>
+            <wp:cNvGraphicFramePr>
+              <a:graphicFrameLocks xmlns:a="http://schemas.openxmlformats.org/drawingml/2006/main" noChangeAspect="1"/>
+            </wp:cNvGraphicFramePr>
+            <a:graphic xmlns:a="http://schemas.openxmlformats.org/drawingml/2006/main">
+              <a:graphicData uri="http://schemas.openxmlformats.org/drawingml/2006/picture">
+                <pic:pic xmlns:pic="http://schemas.openxmlformats.org/drawingml/2006/picture">
+                  <pic:nvPicPr>
+                    <pic:cNvPr id="44" name="图片 44" descr="3cda3ea4c6f3c88541daa60ea9f3fe40"/>
+                    <pic:cNvPicPr>
+                      <a:picLocks noChangeAspect="1"/>
+                    </pic:cNvPicPr>
+                  </pic:nvPicPr>
+                  <pic:blipFill>
+                    <a:blip r:embed="rId47"/>
+                    <a:stretch>
+                      <a:fillRect/>
+                    </a:stretch>
+                  </pic:blipFill>
+                  <pic:spPr>
+                    <a:xfrm>
+                      <a:off x="0" y="0"/>
+                      <a:ext cx="5272405" cy="7032625"/>
+                    </a:xfrm>
+                    <a:prstGeom prst="rect">
+                      <a:avLst/>
+                    </a:prstGeom>
+                  </pic:spPr>
+                </pic:pic>
+              </a:graphicData>
+            </a:graphic>
+          </wp:inline>
+        </w:drawing>
+      </w:r>
+    </w:p>
+    <w:p>
+      <w:pPr>
+        <w:rPr>
+          <w:rFonts w:hint="default"/>
+          <w:lang w:val="en-US" w:eastAsia="zh-CN"/>
+        </w:rPr>
+      </w:pPr>
       <w:bookmarkStart w:id="0" w:name="_GoBack"/>
+      <w:r>
+        <w:rPr>
+          <w:rFonts w:hint="default"/>
+          <w:lang w:val="en-US" w:eastAsia="zh-CN"/>
+        </w:rPr>
+        <w:drawing>
+          <wp:inline distT="0" distB="0" distL="114300" distR="114300">
+            <wp:extent cx="5272405" cy="7032625"/>
+            <wp:effectExtent l="0" t="0" r="635" b="8255"/>
+            <wp:docPr id="45" name="图片 45" descr="b8320e80909e9533920dfc728caec444"/>
+            <wp:cNvGraphicFramePr>
+              <a:graphicFrameLocks xmlns:a="http://schemas.openxmlformats.org/drawingml/2006/main" noChangeAspect="1"/>
+            </wp:cNvGraphicFramePr>
+            <a:graphic xmlns:a="http://schemas.openxmlformats.org/drawingml/2006/main">
+              <a:graphicData uri="http://schemas.openxmlformats.org/drawingml/2006/picture">
+                <pic:pic xmlns:pic="http://schemas.openxmlformats.org/drawingml/2006/picture">
+                  <pic:nvPicPr>
+                    <pic:cNvPr id="45" name="图片 45" descr="b8320e80909e9533920dfc728caec444"/>
+                    <pic:cNvPicPr>
+                      <a:picLocks noChangeAspect="1"/>
+                    </pic:cNvPicPr>
+                  </pic:nvPicPr>
+                  <pic:blipFill>
+                    <a:blip r:embed="rId48"/>
+                    <a:stretch>
+                      <a:fillRect/>
+                    </a:stretch>
+                  </pic:blipFill>
+                  <pic:spPr>
+                    <a:xfrm>
+                      <a:off x="0" y="0"/>
+                      <a:ext cx="5272405" cy="7032625"/>
+                    </a:xfrm>
+                    <a:prstGeom prst="rect">
+                      <a:avLst/>
+                    </a:prstGeom>
+                  </pic:spPr>
+                </pic:pic>
+              </a:graphicData>
+            </a:graphic>
+          </wp:inline>
+        </w:drawing>
+      </w:r>
       <w:bookmarkEnd w:id="0"/>
     </w:p>
     <w:sectPr>

--- a/practice/subject/english.docx
+++ b/practice/subject/english.docx
@@ -2882,7 +2882,6 @@
           <w:lang w:val="en-US" w:eastAsia="zh-CN"/>
         </w:rPr>
       </w:pPr>
-      <w:bookmarkStart w:id="0" w:name="_GoBack"/>
       <w:r>
         <w:rPr>
           <w:rFonts w:hint="default"/>
@@ -2926,7 +2925,556 @@
           </wp:inline>
         </w:drawing>
       </w:r>
+    </w:p>
+    <w:p>
+      <w:pPr>
+        <w:rPr>
+          <w:rFonts w:hint="eastAsia"/>
+          <w:lang w:val="en-US" w:eastAsia="zh-CN"/>
+        </w:rPr>
+      </w:pPr>
+      <w:r>
+        <w:rPr>
+          <w:rFonts w:hint="eastAsia"/>
+          <w:lang w:val="en-US" w:eastAsia="zh-CN"/>
+        </w:rPr>
+        <w:t>8.5</w:t>
+      </w:r>
+    </w:p>
+    <w:p>
+      <w:pPr>
+        <w:rPr>
+          <w:rFonts w:hint="default"/>
+          <w:lang w:val="en-US" w:eastAsia="zh-CN"/>
+        </w:rPr>
+      </w:pPr>
+      <w:r>
+        <w:rPr>
+          <w:rFonts w:hint="default"/>
+          <w:lang w:val="en-US" w:eastAsia="zh-CN"/>
+        </w:rPr>
+        <w:drawing>
+          <wp:inline distT="0" distB="0" distL="114300" distR="114300">
+            <wp:extent cx="5272405" cy="7032625"/>
+            <wp:effectExtent l="0" t="0" r="635" b="8255"/>
+            <wp:docPr id="46" name="图片 46" descr="4dd82631d4d32e9ecc4a8367714967e4"/>
+            <wp:cNvGraphicFramePr>
+              <a:graphicFrameLocks xmlns:a="http://schemas.openxmlformats.org/drawingml/2006/main" noChangeAspect="1"/>
+            </wp:cNvGraphicFramePr>
+            <a:graphic xmlns:a="http://schemas.openxmlformats.org/drawingml/2006/main">
+              <a:graphicData uri="http://schemas.openxmlformats.org/drawingml/2006/picture">
+                <pic:pic xmlns:pic="http://schemas.openxmlformats.org/drawingml/2006/picture">
+                  <pic:nvPicPr>
+                    <pic:cNvPr id="46" name="图片 46" descr="4dd82631d4d32e9ecc4a8367714967e4"/>
+                    <pic:cNvPicPr>
+                      <a:picLocks noChangeAspect="1"/>
+                    </pic:cNvPicPr>
+                  </pic:nvPicPr>
+                  <pic:blipFill>
+                    <a:blip r:embed="rId49"/>
+                    <a:stretch>
+                      <a:fillRect/>
+                    </a:stretch>
+                  </pic:blipFill>
+                  <pic:spPr>
+                    <a:xfrm>
+                      <a:off x="0" y="0"/>
+                      <a:ext cx="5272405" cy="7032625"/>
+                    </a:xfrm>
+                    <a:prstGeom prst="rect">
+                      <a:avLst/>
+                    </a:prstGeom>
+                  </pic:spPr>
+                </pic:pic>
+              </a:graphicData>
+            </a:graphic>
+          </wp:inline>
+        </w:drawing>
+      </w:r>
+      <w:bookmarkStart w:id="0" w:name="_GoBack"/>
       <w:bookmarkEnd w:id="0"/>
+    </w:p>
+    <w:p>
+      <w:pPr>
+        <w:rPr>
+          <w:rFonts w:hint="default"/>
+          <w:lang w:val="en-US" w:eastAsia="zh-CN"/>
+        </w:rPr>
+      </w:pPr>
+      <w:r>
+        <w:rPr>
+          <w:rFonts w:hint="default"/>
+          <w:lang w:val="en-US" w:eastAsia="zh-CN"/>
+        </w:rPr>
+        <w:drawing>
+          <wp:inline distT="0" distB="0" distL="114300" distR="114300">
+            <wp:extent cx="5272405" cy="7032625"/>
+            <wp:effectExtent l="0" t="0" r="635" b="8255"/>
+            <wp:docPr id="47" name="图片 47" descr="6b74fd0e0121900bdb34bc45c5b59109"/>
+            <wp:cNvGraphicFramePr>
+              <a:graphicFrameLocks xmlns:a="http://schemas.openxmlformats.org/drawingml/2006/main" noChangeAspect="1"/>
+            </wp:cNvGraphicFramePr>
+            <a:graphic xmlns:a="http://schemas.openxmlformats.org/drawingml/2006/main">
+              <a:graphicData uri="http://schemas.openxmlformats.org/drawingml/2006/picture">
+                <pic:pic xmlns:pic="http://schemas.openxmlformats.org/drawingml/2006/picture">
+                  <pic:nvPicPr>
+                    <pic:cNvPr id="47" name="图片 47" descr="6b74fd0e0121900bdb34bc45c5b59109"/>
+                    <pic:cNvPicPr>
+                      <a:picLocks noChangeAspect="1"/>
+                    </pic:cNvPicPr>
+                  </pic:nvPicPr>
+                  <pic:blipFill>
+                    <a:blip r:embed="rId50"/>
+                    <a:stretch>
+                      <a:fillRect/>
+                    </a:stretch>
+                  </pic:blipFill>
+                  <pic:spPr>
+                    <a:xfrm>
+                      <a:off x="0" y="0"/>
+                      <a:ext cx="5272405" cy="7032625"/>
+                    </a:xfrm>
+                    <a:prstGeom prst="rect">
+                      <a:avLst/>
+                    </a:prstGeom>
+                  </pic:spPr>
+                </pic:pic>
+              </a:graphicData>
+            </a:graphic>
+          </wp:inline>
+        </w:drawing>
+      </w:r>
+    </w:p>
+    <w:p>
+      <w:pPr>
+        <w:rPr>
+          <w:rFonts w:hint="default"/>
+          <w:lang w:val="en-US" w:eastAsia="zh-CN"/>
+        </w:rPr>
+      </w:pPr>
+      <w:r>
+        <w:rPr>
+          <w:rFonts w:hint="default"/>
+          <w:lang w:val="en-US" w:eastAsia="zh-CN"/>
+        </w:rPr>
+        <w:drawing>
+          <wp:inline distT="0" distB="0" distL="114300" distR="114300">
+            <wp:extent cx="5272405" cy="7032625"/>
+            <wp:effectExtent l="0" t="0" r="635" b="8255"/>
+            <wp:docPr id="48" name="图片 48" descr="bab254ae6968ca25ada1b46b42717031"/>
+            <wp:cNvGraphicFramePr>
+              <a:graphicFrameLocks xmlns:a="http://schemas.openxmlformats.org/drawingml/2006/main" noChangeAspect="1"/>
+            </wp:cNvGraphicFramePr>
+            <a:graphic xmlns:a="http://schemas.openxmlformats.org/drawingml/2006/main">
+              <a:graphicData uri="http://schemas.openxmlformats.org/drawingml/2006/picture">
+                <pic:pic xmlns:pic="http://schemas.openxmlformats.org/drawingml/2006/picture">
+                  <pic:nvPicPr>
+                    <pic:cNvPr id="48" name="图片 48" descr="bab254ae6968ca25ada1b46b42717031"/>
+                    <pic:cNvPicPr>
+                      <a:picLocks noChangeAspect="1"/>
+                    </pic:cNvPicPr>
+                  </pic:nvPicPr>
+                  <pic:blipFill>
+                    <a:blip r:embed="rId51"/>
+                    <a:stretch>
+                      <a:fillRect/>
+                    </a:stretch>
+                  </pic:blipFill>
+                  <pic:spPr>
+                    <a:xfrm>
+                      <a:off x="0" y="0"/>
+                      <a:ext cx="5272405" cy="7032625"/>
+                    </a:xfrm>
+                    <a:prstGeom prst="rect">
+                      <a:avLst/>
+                    </a:prstGeom>
+                  </pic:spPr>
+                </pic:pic>
+              </a:graphicData>
+            </a:graphic>
+          </wp:inline>
+        </w:drawing>
+      </w:r>
+    </w:p>
+    <w:p>
+      <w:pPr>
+        <w:rPr>
+          <w:rFonts w:hint="default"/>
+          <w:lang w:val="en-US" w:eastAsia="zh-CN"/>
+        </w:rPr>
+      </w:pPr>
+      <w:r>
+        <w:rPr>
+          <w:rFonts w:hint="default"/>
+          <w:lang w:val="en-US" w:eastAsia="zh-CN"/>
+        </w:rPr>
+        <w:drawing>
+          <wp:inline distT="0" distB="0" distL="114300" distR="114300">
+            <wp:extent cx="5272405" cy="7032625"/>
+            <wp:effectExtent l="0" t="0" r="635" b="8255"/>
+            <wp:docPr id="49" name="图片 49" descr="f13dc8803c93775c9641804dfc90c34b"/>
+            <wp:cNvGraphicFramePr>
+              <a:graphicFrameLocks xmlns:a="http://schemas.openxmlformats.org/drawingml/2006/main" noChangeAspect="1"/>
+            </wp:cNvGraphicFramePr>
+            <a:graphic xmlns:a="http://schemas.openxmlformats.org/drawingml/2006/main">
+              <a:graphicData uri="http://schemas.openxmlformats.org/drawingml/2006/picture">
+                <pic:pic xmlns:pic="http://schemas.openxmlformats.org/drawingml/2006/picture">
+                  <pic:nvPicPr>
+                    <pic:cNvPr id="49" name="图片 49" descr="f13dc8803c93775c9641804dfc90c34b"/>
+                    <pic:cNvPicPr>
+                      <a:picLocks noChangeAspect="1"/>
+                    </pic:cNvPicPr>
+                  </pic:nvPicPr>
+                  <pic:blipFill>
+                    <a:blip r:embed="rId52"/>
+                    <a:stretch>
+                      <a:fillRect/>
+                    </a:stretch>
+                  </pic:blipFill>
+                  <pic:spPr>
+                    <a:xfrm>
+                      <a:off x="0" y="0"/>
+                      <a:ext cx="5272405" cy="7032625"/>
+                    </a:xfrm>
+                    <a:prstGeom prst="rect">
+                      <a:avLst/>
+                    </a:prstGeom>
+                  </pic:spPr>
+                </pic:pic>
+              </a:graphicData>
+            </a:graphic>
+          </wp:inline>
+        </w:drawing>
+      </w:r>
+    </w:p>
+    <w:p>
+      <w:pPr>
+        <w:rPr>
+          <w:rFonts w:hint="default"/>
+          <w:lang w:val="en-US" w:eastAsia="zh-CN"/>
+        </w:rPr>
+      </w:pPr>
+      <w:r>
+        <w:rPr>
+          <w:rFonts w:hint="default"/>
+          <w:lang w:val="en-US" w:eastAsia="zh-CN"/>
+        </w:rPr>
+        <w:drawing>
+          <wp:inline distT="0" distB="0" distL="114300" distR="114300">
+            <wp:extent cx="5272405" cy="7032625"/>
+            <wp:effectExtent l="0" t="0" r="635" b="8255"/>
+            <wp:docPr id="50" name="图片 50" descr="3316fbb108e757b7973da1b8ed808e17"/>
+            <wp:cNvGraphicFramePr>
+              <a:graphicFrameLocks xmlns:a="http://schemas.openxmlformats.org/drawingml/2006/main" noChangeAspect="1"/>
+            </wp:cNvGraphicFramePr>
+            <a:graphic xmlns:a="http://schemas.openxmlformats.org/drawingml/2006/main">
+              <a:graphicData uri="http://schemas.openxmlformats.org/drawingml/2006/picture">
+                <pic:pic xmlns:pic="http://schemas.openxmlformats.org/drawingml/2006/picture">
+                  <pic:nvPicPr>
+                    <pic:cNvPr id="50" name="图片 50" descr="3316fbb108e757b7973da1b8ed808e17"/>
+                    <pic:cNvPicPr>
+                      <a:picLocks noChangeAspect="1"/>
+                    </pic:cNvPicPr>
+                  </pic:nvPicPr>
+                  <pic:blipFill>
+                    <a:blip r:embed="rId53"/>
+                    <a:stretch>
+                      <a:fillRect/>
+                    </a:stretch>
+                  </pic:blipFill>
+                  <pic:spPr>
+                    <a:xfrm>
+                      <a:off x="0" y="0"/>
+                      <a:ext cx="5272405" cy="7032625"/>
+                    </a:xfrm>
+                    <a:prstGeom prst="rect">
+                      <a:avLst/>
+                    </a:prstGeom>
+                  </pic:spPr>
+                </pic:pic>
+              </a:graphicData>
+            </a:graphic>
+          </wp:inline>
+        </w:drawing>
+      </w:r>
+    </w:p>
+    <w:p>
+      <w:pPr>
+        <w:rPr>
+          <w:rFonts w:hint="eastAsia"/>
+          <w:lang w:val="en-US" w:eastAsia="zh-CN"/>
+        </w:rPr>
+      </w:pPr>
+      <w:r>
+        <w:rPr>
+          <w:rFonts w:hint="eastAsia"/>
+          <w:lang w:val="en-US" w:eastAsia="zh-CN"/>
+        </w:rPr>
+        <w:t>8.6</w:t>
+      </w:r>
+    </w:p>
+    <w:p>
+      <w:pPr>
+        <w:rPr>
+          <w:rFonts w:hint="default"/>
+          <w:lang w:val="en-US" w:eastAsia="zh-CN"/>
+        </w:rPr>
+      </w:pPr>
+      <w:r>
+        <w:rPr>
+          <w:rFonts w:hint="default"/>
+          <w:lang w:val="en-US" w:eastAsia="zh-CN"/>
+        </w:rPr>
+        <w:drawing>
+          <wp:inline distT="0" distB="0" distL="114300" distR="114300">
+            <wp:extent cx="5272405" cy="7032625"/>
+            <wp:effectExtent l="0" t="0" r="635" b="8255"/>
+            <wp:docPr id="51" name="图片 51" descr="55672bf47b024cacc84b273a5912a567"/>
+            <wp:cNvGraphicFramePr>
+              <a:graphicFrameLocks xmlns:a="http://schemas.openxmlformats.org/drawingml/2006/main" noChangeAspect="1"/>
+            </wp:cNvGraphicFramePr>
+            <a:graphic xmlns:a="http://schemas.openxmlformats.org/drawingml/2006/main">
+              <a:graphicData uri="http://schemas.openxmlformats.org/drawingml/2006/picture">
+                <pic:pic xmlns:pic="http://schemas.openxmlformats.org/drawingml/2006/picture">
+                  <pic:nvPicPr>
+                    <pic:cNvPr id="51" name="图片 51" descr="55672bf47b024cacc84b273a5912a567"/>
+                    <pic:cNvPicPr>
+                      <a:picLocks noChangeAspect="1"/>
+                    </pic:cNvPicPr>
+                  </pic:nvPicPr>
+                  <pic:blipFill>
+                    <a:blip r:embed="rId54"/>
+                    <a:stretch>
+                      <a:fillRect/>
+                    </a:stretch>
+                  </pic:blipFill>
+                  <pic:spPr>
+                    <a:xfrm>
+                      <a:off x="0" y="0"/>
+                      <a:ext cx="5272405" cy="7032625"/>
+                    </a:xfrm>
+                    <a:prstGeom prst="rect">
+                      <a:avLst/>
+                    </a:prstGeom>
+                  </pic:spPr>
+                </pic:pic>
+              </a:graphicData>
+            </a:graphic>
+          </wp:inline>
+        </w:drawing>
+      </w:r>
+    </w:p>
+    <w:p>
+      <w:pPr>
+        <w:rPr>
+          <w:rFonts w:hint="default"/>
+          <w:lang w:val="en-US" w:eastAsia="zh-CN"/>
+        </w:rPr>
+      </w:pPr>
+      <w:r>
+        <w:rPr>
+          <w:rFonts w:hint="default"/>
+          <w:lang w:val="en-US" w:eastAsia="zh-CN"/>
+        </w:rPr>
+        <w:drawing>
+          <wp:inline distT="0" distB="0" distL="114300" distR="114300">
+            <wp:extent cx="5272405" cy="7032625"/>
+            <wp:effectExtent l="0" t="0" r="635" b="8255"/>
+            <wp:docPr id="52" name="图片 52" descr="2835afba68fb213a96b2662694edd384"/>
+            <wp:cNvGraphicFramePr>
+              <a:graphicFrameLocks xmlns:a="http://schemas.openxmlformats.org/drawingml/2006/main" noChangeAspect="1"/>
+            </wp:cNvGraphicFramePr>
+            <a:graphic xmlns:a="http://schemas.openxmlformats.org/drawingml/2006/main">
+              <a:graphicData uri="http://schemas.openxmlformats.org/drawingml/2006/picture">
+                <pic:pic xmlns:pic="http://schemas.openxmlformats.org/drawingml/2006/picture">
+                  <pic:nvPicPr>
+                    <pic:cNvPr id="52" name="图片 52" descr="2835afba68fb213a96b2662694edd384"/>
+                    <pic:cNvPicPr>
+                      <a:picLocks noChangeAspect="1"/>
+                    </pic:cNvPicPr>
+                  </pic:nvPicPr>
+                  <pic:blipFill>
+                    <a:blip r:embed="rId55"/>
+                    <a:stretch>
+                      <a:fillRect/>
+                    </a:stretch>
+                  </pic:blipFill>
+                  <pic:spPr>
+                    <a:xfrm>
+                      <a:off x="0" y="0"/>
+                      <a:ext cx="5272405" cy="7032625"/>
+                    </a:xfrm>
+                    <a:prstGeom prst="rect">
+                      <a:avLst/>
+                    </a:prstGeom>
+                  </pic:spPr>
+                </pic:pic>
+              </a:graphicData>
+            </a:graphic>
+          </wp:inline>
+        </w:drawing>
+      </w:r>
+    </w:p>
+    <w:p>
+      <w:pPr>
+        <w:rPr>
+          <w:rFonts w:hint="default"/>
+          <w:lang w:val="en-US" w:eastAsia="zh-CN"/>
+        </w:rPr>
+      </w:pPr>
+      <w:r>
+        <w:rPr>
+          <w:rFonts w:hint="default"/>
+          <w:lang w:val="en-US" w:eastAsia="zh-CN"/>
+        </w:rPr>
+        <w:drawing>
+          <wp:inline distT="0" distB="0" distL="114300" distR="114300">
+            <wp:extent cx="5272405" cy="7032625"/>
+            <wp:effectExtent l="0" t="0" r="635" b="8255"/>
+            <wp:docPr id="53" name="图片 53" descr="4e7ed2c9645398bffd2b8d8ce41b1102"/>
+            <wp:cNvGraphicFramePr>
+              <a:graphicFrameLocks xmlns:a="http://schemas.openxmlformats.org/drawingml/2006/main" noChangeAspect="1"/>
+            </wp:cNvGraphicFramePr>
+            <a:graphic xmlns:a="http://schemas.openxmlformats.org/drawingml/2006/main">
+              <a:graphicData uri="http://schemas.openxmlformats.org/drawingml/2006/picture">
+                <pic:pic xmlns:pic="http://schemas.openxmlformats.org/drawingml/2006/picture">
+                  <pic:nvPicPr>
+                    <pic:cNvPr id="53" name="图片 53" descr="4e7ed2c9645398bffd2b8d8ce41b1102"/>
+                    <pic:cNvPicPr>
+                      <a:picLocks noChangeAspect="1"/>
+                    </pic:cNvPicPr>
+                  </pic:nvPicPr>
+                  <pic:blipFill>
+                    <a:blip r:embed="rId56"/>
+                    <a:stretch>
+                      <a:fillRect/>
+                    </a:stretch>
+                  </pic:blipFill>
+                  <pic:spPr>
+                    <a:xfrm>
+                      <a:off x="0" y="0"/>
+                      <a:ext cx="5272405" cy="7032625"/>
+                    </a:xfrm>
+                    <a:prstGeom prst="rect">
+                      <a:avLst/>
+                    </a:prstGeom>
+                  </pic:spPr>
+                </pic:pic>
+              </a:graphicData>
+            </a:graphic>
+          </wp:inline>
+        </w:drawing>
+      </w:r>
+    </w:p>
+    <w:p>
+      <w:pPr>
+        <w:rPr>
+          <w:rFonts w:hint="default"/>
+          <w:lang w:val="en-US" w:eastAsia="zh-CN"/>
+        </w:rPr>
+      </w:pPr>
+      <w:r>
+        <w:rPr>
+          <w:rFonts w:hint="default"/>
+          <w:lang w:val="en-US" w:eastAsia="zh-CN"/>
+        </w:rPr>
+        <w:drawing>
+          <wp:inline distT="0" distB="0" distL="114300" distR="114300">
+            <wp:extent cx="5272405" cy="7032625"/>
+            <wp:effectExtent l="0" t="0" r="635" b="8255"/>
+            <wp:docPr id="54" name="图片 54" descr="57947d019b12569e06e49e2a7737a6d9"/>
+            <wp:cNvGraphicFramePr>
+              <a:graphicFrameLocks xmlns:a="http://schemas.openxmlformats.org/drawingml/2006/main" noChangeAspect="1"/>
+            </wp:cNvGraphicFramePr>
+            <a:graphic xmlns:a="http://schemas.openxmlformats.org/drawingml/2006/main">
+              <a:graphicData uri="http://schemas.openxmlformats.org/drawingml/2006/picture">
+                <pic:pic xmlns:pic="http://schemas.openxmlformats.org/drawingml/2006/picture">
+                  <pic:nvPicPr>
+                    <pic:cNvPr id="54" name="图片 54" descr="57947d019b12569e06e49e2a7737a6d9"/>
+                    <pic:cNvPicPr>
+                      <a:picLocks noChangeAspect="1"/>
+                    </pic:cNvPicPr>
+                  </pic:nvPicPr>
+                  <pic:blipFill>
+                    <a:blip r:embed="rId57"/>
+                    <a:stretch>
+                      <a:fillRect/>
+                    </a:stretch>
+                  </pic:blipFill>
+                  <pic:spPr>
+                    <a:xfrm>
+                      <a:off x="0" y="0"/>
+                      <a:ext cx="5272405" cy="7032625"/>
+                    </a:xfrm>
+                    <a:prstGeom prst="rect">
+                      <a:avLst/>
+                    </a:prstGeom>
+                  </pic:spPr>
+                </pic:pic>
+              </a:graphicData>
+            </a:graphic>
+          </wp:inline>
+        </w:drawing>
+      </w:r>
+    </w:p>
+    <w:p>
+      <w:pPr>
+        <w:rPr>
+          <w:rFonts w:hint="default"/>
+          <w:lang w:val="en-US" w:eastAsia="zh-CN"/>
+        </w:rPr>
+      </w:pPr>
+      <w:r>
+        <w:rPr>
+          <w:rFonts w:hint="default"/>
+          <w:lang w:val="en-US" w:eastAsia="zh-CN"/>
+        </w:rPr>
+        <w:drawing>
+          <wp:inline distT="0" distB="0" distL="114300" distR="114300">
+            <wp:extent cx="5272405" cy="7032625"/>
+            <wp:effectExtent l="0" t="0" r="635" b="8255"/>
+            <wp:docPr id="55" name="图片 55" descr="bb261d63f8aa66a4866a993a35c28e23"/>
+            <wp:cNvGraphicFramePr>
+              <a:graphicFrameLocks xmlns:a="http://schemas.openxmlformats.org/drawingml/2006/main" noChangeAspect="1"/>
+            </wp:cNvGraphicFramePr>
+            <a:graphic xmlns:a="http://schemas.openxmlformats.org/drawingml/2006/main">
+              <a:graphicData uri="http://schemas.openxmlformats.org/drawingml/2006/picture">
+                <pic:pic xmlns:pic="http://schemas.openxmlformats.org/drawingml/2006/picture">
+                  <pic:nvPicPr>
+                    <pic:cNvPr id="55" name="图片 55" descr="bb261d63f8aa66a4866a993a35c28e23"/>
+                    <pic:cNvPicPr>
+                      <a:picLocks noChangeAspect="1"/>
+                    </pic:cNvPicPr>
+                  </pic:nvPicPr>
+                  <pic:blipFill>
+                    <a:blip r:embed="rId58"/>
+                    <a:stretch>
+                      <a:fillRect/>
+                    </a:stretch>
+                  </pic:blipFill>
+                  <pic:spPr>
+                    <a:xfrm>
+                      <a:off x="0" y="0"/>
+                      <a:ext cx="5272405" cy="7032625"/>
+                    </a:xfrm>
+                    <a:prstGeom prst="rect">
+                      <a:avLst/>
+                    </a:prstGeom>
+                  </pic:spPr>
+                </pic:pic>
+              </a:graphicData>
+            </a:graphic>
+          </wp:inline>
+        </w:drawing>
+      </w:r>
+    </w:p>
+    <w:p>
+      <w:pPr>
+        <w:rPr>
+          <w:rFonts w:hint="default"/>
+          <w:lang w:val="en-US" w:eastAsia="zh-CN"/>
+        </w:rPr>
+      </w:pPr>
     </w:p>
     <w:sectPr>
       <w:pgSz w:w="11906" w:h="16838"/>

--- a/practice/subject/english.docx
+++ b/practice/subject/english.docx
@@ -2991,8 +2991,6 @@
           </wp:inline>
         </w:drawing>
       </w:r>
-      <w:bookmarkStart w:id="0" w:name="_GoBack"/>
-      <w:bookmarkEnd w:id="0"/>
     </w:p>
     <w:p>
       <w:pPr>
@@ -3467,6 +3465,125 @@
           </wp:inline>
         </w:drawing>
       </w:r>
+    </w:p>
+    <w:p>
+      <w:pPr>
+        <w:rPr>
+          <w:rFonts w:hint="eastAsia"/>
+          <w:lang w:val="en-US" w:eastAsia="zh-CN"/>
+        </w:rPr>
+      </w:pPr>
+      <w:r>
+        <w:rPr>
+          <w:rFonts w:hint="eastAsia"/>
+          <w:lang w:val="en-US" w:eastAsia="zh-CN"/>
+        </w:rPr>
+        <w:t>8.7</w:t>
+      </w:r>
+    </w:p>
+    <w:p>
+      <w:pPr>
+        <w:rPr>
+          <w:rFonts w:hint="default"/>
+          <w:lang w:val="en-US" w:eastAsia="zh-CN"/>
+        </w:rPr>
+      </w:pPr>
+      <w:r>
+        <w:rPr>
+          <w:rFonts w:hint="default"/>
+          <w:lang w:val="en-US" w:eastAsia="zh-CN"/>
+        </w:rPr>
+        <w:drawing>
+          <wp:inline distT="0" distB="0" distL="114300" distR="114300">
+            <wp:extent cx="5272405" cy="7032625"/>
+            <wp:effectExtent l="0" t="0" r="635" b="8255"/>
+            <wp:docPr id="56" name="图片 56" descr="695a5d3990da201271d949e7ef99a791"/>
+            <wp:cNvGraphicFramePr>
+              <a:graphicFrameLocks xmlns:a="http://schemas.openxmlformats.org/drawingml/2006/main" noChangeAspect="1"/>
+            </wp:cNvGraphicFramePr>
+            <a:graphic xmlns:a="http://schemas.openxmlformats.org/drawingml/2006/main">
+              <a:graphicData uri="http://schemas.openxmlformats.org/drawingml/2006/picture">
+                <pic:pic xmlns:pic="http://schemas.openxmlformats.org/drawingml/2006/picture">
+                  <pic:nvPicPr>
+                    <pic:cNvPr id="56" name="图片 56" descr="695a5d3990da201271d949e7ef99a791"/>
+                    <pic:cNvPicPr>
+                      <a:picLocks noChangeAspect="1"/>
+                    </pic:cNvPicPr>
+                  </pic:nvPicPr>
+                  <pic:blipFill>
+                    <a:blip r:embed="rId59"/>
+                    <a:stretch>
+                      <a:fillRect/>
+                    </a:stretch>
+                  </pic:blipFill>
+                  <pic:spPr>
+                    <a:xfrm>
+                      <a:off x="0" y="0"/>
+                      <a:ext cx="5272405" cy="7032625"/>
+                    </a:xfrm>
+                    <a:prstGeom prst="rect">
+                      <a:avLst/>
+                    </a:prstGeom>
+                  </pic:spPr>
+                </pic:pic>
+              </a:graphicData>
+            </a:graphic>
+          </wp:inline>
+        </w:drawing>
+      </w:r>
+    </w:p>
+    <w:p>
+      <w:pPr>
+        <w:rPr>
+          <w:rFonts w:hint="default"/>
+          <w:lang w:val="en-US" w:eastAsia="zh-CN"/>
+        </w:rPr>
+      </w:pPr>
+      <w:r>
+        <w:rPr>
+          <w:rFonts w:hint="default"/>
+          <w:lang w:val="en-US" w:eastAsia="zh-CN"/>
+        </w:rPr>
+        <w:drawing>
+          <wp:inline distT="0" distB="0" distL="114300" distR="114300">
+            <wp:extent cx="5272405" cy="7032625"/>
+            <wp:effectExtent l="0" t="0" r="635" b="8255"/>
+            <wp:docPr id="57" name="图片 57" descr="0da79686cdc6d722fa2d0452d01fd5f5"/>
+            <wp:cNvGraphicFramePr>
+              <a:graphicFrameLocks xmlns:a="http://schemas.openxmlformats.org/drawingml/2006/main" noChangeAspect="1"/>
+            </wp:cNvGraphicFramePr>
+            <a:graphic xmlns:a="http://schemas.openxmlformats.org/drawingml/2006/main">
+              <a:graphicData uri="http://schemas.openxmlformats.org/drawingml/2006/picture">
+                <pic:pic xmlns:pic="http://schemas.openxmlformats.org/drawingml/2006/picture">
+                  <pic:nvPicPr>
+                    <pic:cNvPr id="57" name="图片 57" descr="0da79686cdc6d722fa2d0452d01fd5f5"/>
+                    <pic:cNvPicPr>
+                      <a:picLocks noChangeAspect="1"/>
+                    </pic:cNvPicPr>
+                  </pic:nvPicPr>
+                  <pic:blipFill>
+                    <a:blip r:embed="rId60"/>
+                    <a:stretch>
+                      <a:fillRect/>
+                    </a:stretch>
+                  </pic:blipFill>
+                  <pic:spPr>
+                    <a:xfrm>
+                      <a:off x="0" y="0"/>
+                      <a:ext cx="5272405" cy="7032625"/>
+                    </a:xfrm>
+                    <a:prstGeom prst="rect">
+                      <a:avLst/>
+                    </a:prstGeom>
+                  </pic:spPr>
+                </pic:pic>
+              </a:graphicData>
+            </a:graphic>
+          </wp:inline>
+        </w:drawing>
+      </w:r>
+      <w:bookmarkStart w:id="0" w:name="_GoBack"/>
+      <w:bookmarkEnd w:id="0"/>
     </w:p>
     <w:p>
       <w:pPr>

--- a/practice/subject/english.docx
+++ b/practice/subject/english.docx
@@ -3582,6 +3582,81 @@
           </wp:inline>
         </w:drawing>
       </w:r>
+    </w:p>
+    <w:p>
+      <w:pPr>
+        <w:rPr>
+          <w:rFonts w:hint="eastAsia"/>
+          <w:lang w:val="en-US" w:eastAsia="zh-CN"/>
+        </w:rPr>
+      </w:pPr>
+      <w:r>
+        <w:rPr>
+          <w:rFonts w:hint="eastAsia"/>
+          <w:lang w:val="en-US" w:eastAsia="zh-CN"/>
+        </w:rPr>
+        <w:t>复习前三页的</w:t>
+      </w:r>
+    </w:p>
+    <w:p>
+      <w:pPr>
+        <w:rPr>
+          <w:rFonts w:hint="eastAsia"/>
+          <w:lang w:val="en-US" w:eastAsia="zh-CN"/>
+        </w:rPr>
+      </w:pPr>
+      <w:r>
+        <w:rPr>
+          <w:rFonts w:hint="eastAsia"/>
+          <w:lang w:val="en-US" w:eastAsia="zh-CN"/>
+        </w:rPr>
+        <w:t>8.10.2026</w:t>
+      </w:r>
+    </w:p>
+    <w:p>
+      <w:r>
+        <w:drawing>
+          <wp:inline distT="0" distB="0" distL="114300" distR="114300">
+            <wp:extent cx="5265420" cy="1765300"/>
+            <wp:effectExtent l="0" t="0" r="7620" b="2540"/>
+            <wp:docPr id="58" name="图片 1"/>
+            <wp:cNvGraphicFramePr>
+              <a:graphicFrameLocks xmlns:a="http://schemas.openxmlformats.org/drawingml/2006/main" noChangeAspect="1"/>
+            </wp:cNvGraphicFramePr>
+            <a:graphic xmlns:a="http://schemas.openxmlformats.org/drawingml/2006/main">
+              <a:graphicData uri="http://schemas.openxmlformats.org/drawingml/2006/picture">
+                <pic:pic xmlns:pic="http://schemas.openxmlformats.org/drawingml/2006/picture">
+                  <pic:nvPicPr>
+                    <pic:cNvPr id="58" name="图片 1"/>
+                    <pic:cNvPicPr>
+                      <a:picLocks noChangeAspect="1"/>
+                    </pic:cNvPicPr>
+                  </pic:nvPicPr>
+                  <pic:blipFill>
+                    <a:blip r:embed="rId61"/>
+                    <a:stretch>
+                      <a:fillRect/>
+                    </a:stretch>
+                  </pic:blipFill>
+                  <pic:spPr>
+                    <a:xfrm>
+                      <a:off x="0" y="0"/>
+                      <a:ext cx="5265420" cy="1765300"/>
+                    </a:xfrm>
+                    <a:prstGeom prst="rect">
+                      <a:avLst/>
+                    </a:prstGeom>
+                    <a:noFill/>
+                    <a:ln>
+                      <a:noFill/>
+                    </a:ln>
+                  </pic:spPr>
+                </pic:pic>
+              </a:graphicData>
+            </a:graphic>
+          </wp:inline>
+        </w:drawing>
+      </w:r>
       <w:bookmarkStart w:id="0" w:name="_GoBack"/>
       <w:bookmarkEnd w:id="0"/>
     </w:p>
@@ -3592,6 +3667,49 @@
           <w:lang w:val="en-US" w:eastAsia="zh-CN"/>
         </w:rPr>
       </w:pPr>
+      <w:r>
+        <w:drawing>
+          <wp:inline distT="0" distB="0" distL="114300" distR="114300">
+            <wp:extent cx="5272405" cy="1597025"/>
+            <wp:effectExtent l="0" t="0" r="635" b="3175"/>
+            <wp:docPr id="59" name="图片 2"/>
+            <wp:cNvGraphicFramePr>
+              <a:graphicFrameLocks xmlns:a="http://schemas.openxmlformats.org/drawingml/2006/main" noChangeAspect="1"/>
+            </wp:cNvGraphicFramePr>
+            <a:graphic xmlns:a="http://schemas.openxmlformats.org/drawingml/2006/main">
+              <a:graphicData uri="http://schemas.openxmlformats.org/drawingml/2006/picture">
+                <pic:pic xmlns:pic="http://schemas.openxmlformats.org/drawingml/2006/picture">
+                  <pic:nvPicPr>
+                    <pic:cNvPr id="59" name="图片 2"/>
+                    <pic:cNvPicPr>
+                      <a:picLocks noChangeAspect="1"/>
+                    </pic:cNvPicPr>
+                  </pic:nvPicPr>
+                  <pic:blipFill>
+                    <a:blip r:embed="rId62"/>
+                    <a:stretch>
+                      <a:fillRect/>
+                    </a:stretch>
+                  </pic:blipFill>
+                  <pic:spPr>
+                    <a:xfrm>
+                      <a:off x="0" y="0"/>
+                      <a:ext cx="5272405" cy="1597025"/>
+                    </a:xfrm>
+                    <a:prstGeom prst="rect">
+                      <a:avLst/>
+                    </a:prstGeom>
+                    <a:noFill/>
+                    <a:ln>
+                      <a:noFill/>
+                    </a:ln>
+                  </pic:spPr>
+                </pic:pic>
+              </a:graphicData>
+            </a:graphic>
+          </wp:inline>
+        </w:drawing>
+      </w:r>
     </w:p>
     <w:sectPr>
       <w:pgSz w:w="11906" w:h="16838"/>

--- a/practice/subject/english.docx
+++ b/practice/subject/english.docx
@@ -3657,16 +3657,8 @@
           </wp:inline>
         </w:drawing>
       </w:r>
-      <w:bookmarkStart w:id="0" w:name="_GoBack"/>
-      <w:bookmarkEnd w:id="0"/>
-    </w:p>
-    <w:p>
-      <w:pPr>
-        <w:rPr>
-          <w:rFonts w:hint="default"/>
-          <w:lang w:val="en-US" w:eastAsia="zh-CN"/>
-        </w:rPr>
-      </w:pPr>
+    </w:p>
+    <w:p>
       <w:r>
         <w:drawing>
           <wp:inline distT="0" distB="0" distL="114300" distR="114300">
@@ -3710,6 +3702,164 @@
           </wp:inline>
         </w:drawing>
       </w:r>
+    </w:p>
+    <w:p>
+      <w:pPr>
+        <w:rPr>
+          <w:rFonts w:hint="eastAsia"/>
+          <w:lang w:val="en-US" w:eastAsia="zh-CN"/>
+        </w:rPr>
+      </w:pPr>
+      <w:r>
+        <w:rPr>
+          <w:rFonts w:hint="eastAsia"/>
+          <w:lang w:val="en-US" w:eastAsia="zh-CN"/>
+        </w:rPr>
+        <w:t>8.12.2026</w:t>
+      </w:r>
+    </w:p>
+    <w:p>
+      <w:r>
+        <w:drawing>
+          <wp:inline distT="0" distB="0" distL="114300" distR="114300">
+            <wp:extent cx="5272405" cy="1737360"/>
+            <wp:effectExtent l="0" t="0" r="4445" b="5715"/>
+            <wp:docPr id="60" name="图片 1"/>
+            <wp:cNvGraphicFramePr>
+              <a:graphicFrameLocks xmlns:a="http://schemas.openxmlformats.org/drawingml/2006/main" noChangeAspect="1"/>
+            </wp:cNvGraphicFramePr>
+            <a:graphic xmlns:a="http://schemas.openxmlformats.org/drawingml/2006/main">
+              <a:graphicData uri="http://schemas.openxmlformats.org/drawingml/2006/picture">
+                <pic:pic xmlns:pic="http://schemas.openxmlformats.org/drawingml/2006/picture">
+                  <pic:nvPicPr>
+                    <pic:cNvPr id="60" name="图片 1"/>
+                    <pic:cNvPicPr>
+                      <a:picLocks noChangeAspect="1"/>
+                    </pic:cNvPicPr>
+                  </pic:nvPicPr>
+                  <pic:blipFill>
+                    <a:blip r:embed="rId63"/>
+                    <a:stretch>
+                      <a:fillRect/>
+                    </a:stretch>
+                  </pic:blipFill>
+                  <pic:spPr>
+                    <a:xfrm>
+                      <a:off x="0" y="0"/>
+                      <a:ext cx="5272405" cy="1737360"/>
+                    </a:xfrm>
+                    <a:prstGeom prst="rect">
+                      <a:avLst/>
+                    </a:prstGeom>
+                    <a:noFill/>
+                    <a:ln>
+                      <a:noFill/>
+                    </a:ln>
+                  </pic:spPr>
+                </pic:pic>
+              </a:graphicData>
+            </a:graphic>
+          </wp:inline>
+        </w:drawing>
+      </w:r>
+    </w:p>
+    <w:p>
+      <w:r>
+        <w:drawing>
+          <wp:inline distT="0" distB="0" distL="114300" distR="114300">
+            <wp:extent cx="5273675" cy="2283460"/>
+            <wp:effectExtent l="0" t="0" r="3175" b="2540"/>
+            <wp:docPr id="61" name="图片 2"/>
+            <wp:cNvGraphicFramePr>
+              <a:graphicFrameLocks xmlns:a="http://schemas.openxmlformats.org/drawingml/2006/main" noChangeAspect="1"/>
+            </wp:cNvGraphicFramePr>
+            <a:graphic xmlns:a="http://schemas.openxmlformats.org/drawingml/2006/main">
+              <a:graphicData uri="http://schemas.openxmlformats.org/drawingml/2006/picture">
+                <pic:pic xmlns:pic="http://schemas.openxmlformats.org/drawingml/2006/picture">
+                  <pic:nvPicPr>
+                    <pic:cNvPr id="61" name="图片 2"/>
+                    <pic:cNvPicPr>
+                      <a:picLocks noChangeAspect="1"/>
+                    </pic:cNvPicPr>
+                  </pic:nvPicPr>
+                  <pic:blipFill>
+                    <a:blip r:embed="rId64"/>
+                    <a:stretch>
+                      <a:fillRect/>
+                    </a:stretch>
+                  </pic:blipFill>
+                  <pic:spPr>
+                    <a:xfrm>
+                      <a:off x="0" y="0"/>
+                      <a:ext cx="5273675" cy="2283460"/>
+                    </a:xfrm>
+                    <a:prstGeom prst="rect">
+                      <a:avLst/>
+                    </a:prstGeom>
+                    <a:noFill/>
+                    <a:ln>
+                      <a:noFill/>
+                    </a:ln>
+                  </pic:spPr>
+                </pic:pic>
+              </a:graphicData>
+            </a:graphic>
+          </wp:inline>
+        </w:drawing>
+      </w:r>
+    </w:p>
+    <w:p>
+      <w:pPr>
+        <w:rPr>
+          <w:rFonts w:hint="default"/>
+          <w:lang w:val="en-US" w:eastAsia="zh-CN"/>
+        </w:rPr>
+      </w:pPr>
+      <w:r>
+        <w:drawing>
+          <wp:inline distT="0" distB="0" distL="114300" distR="114300">
+            <wp:extent cx="5268595" cy="664845"/>
+            <wp:effectExtent l="0" t="0" r="8255" b="1905"/>
+            <wp:docPr id="62" name="图片 3"/>
+            <wp:cNvGraphicFramePr>
+              <a:graphicFrameLocks xmlns:a="http://schemas.openxmlformats.org/drawingml/2006/main" noChangeAspect="1"/>
+            </wp:cNvGraphicFramePr>
+            <a:graphic xmlns:a="http://schemas.openxmlformats.org/drawingml/2006/main">
+              <a:graphicData uri="http://schemas.openxmlformats.org/drawingml/2006/picture">
+                <pic:pic xmlns:pic="http://schemas.openxmlformats.org/drawingml/2006/picture">
+                  <pic:nvPicPr>
+                    <pic:cNvPr id="62" name="图片 3"/>
+                    <pic:cNvPicPr>
+                      <a:picLocks noChangeAspect="1"/>
+                    </pic:cNvPicPr>
+                  </pic:nvPicPr>
+                  <pic:blipFill>
+                    <a:blip r:embed="rId65"/>
+                    <a:stretch>
+                      <a:fillRect/>
+                    </a:stretch>
+                  </pic:blipFill>
+                  <pic:spPr>
+                    <a:xfrm>
+                      <a:off x="0" y="0"/>
+                      <a:ext cx="5268595" cy="664845"/>
+                    </a:xfrm>
+                    <a:prstGeom prst="rect">
+                      <a:avLst/>
+                    </a:prstGeom>
+                    <a:noFill/>
+                    <a:ln>
+                      <a:noFill/>
+                    </a:ln>
+                  </pic:spPr>
+                </pic:pic>
+              </a:graphicData>
+            </a:graphic>
+          </wp:inline>
+        </w:drawing>
+      </w:r>
+      <w:bookmarkStart w:id="0" w:name="_GoBack"/>
+      <w:bookmarkEnd w:id="0"/>
     </w:p>
     <w:sectPr>
       <w:pgSz w:w="11906" w:h="16838"/>
